--- a/8.1.4.4-loops/zadachi-acmp-8.1.4.4.docx
+++ b/8.1.4.4-loops/zadachi-acmp-8.1.4.4.docx
@@ -507,7 +507,7 @@
           <w:sz w:val="26"/>
           <w:szCs w:val="26"/>
         </w:rPr>
-        <w:t xml:space="preserve">Задача 2. Фальшивые монеты</w:t>
+        <w:t xml:space="preserve">Задача 2. Монеты – 2</w:t>
       </w:r>
       <w:r>
         <w:rPr>
@@ -529,6 +529,21 @@
           <w:szCs w:val="22"/>
         </w:rPr>
         <w:t xml:space="preserve">В N корзинах находятся золотые монеты. Корзины пронумерованы числами от 1 до N. Во всех корзинах, кроме одной, монеты весят по w граммов. В одной корзине монеты фальшивые и весят w − d граммов. Волшебник берёт 1 монету из первой корзины, 2 монеты из второй корзины, и так далее, и, наконец, N − 1 монету из (N − 1)-й корзины. Из N-й корзины он не берёт ничего. Он взвешивает взятые монеты и сразу указывает на корзину с фальшивыми монетами. Требуется написать программу, которая выполняет это волшебство.</w:t>
+      </w:r>
+    </w:p>
+    <w:p>
+      <w:pPr>
+        <w:spacing w:after="40" w:before="0"/>
+      </w:pPr>
+      <w:r>
+        <w:rPr>
+          <w:rFonts w:ascii="Times New Roman" w:cs="Times New Roman" w:eastAsia="Times New Roman" w:hAnsi="Times New Roman"/>
+          <w:i/>
+          <w:iCs/>
+          <w:sz w:val="20"/>
+          <w:szCs w:val="20"/>
+        </w:rPr>
+        <w:t xml:space="preserve">Примеры — с сайта acmp.ru.</w:t>
       </w:r>
     </w:p>
     <w:p>
@@ -678,7 +693,7 @@
                 <w:sz w:val="20"/>
                 <w:szCs w:val="20"/>
               </w:rPr>
-              <w:t xml:space="preserve">5 10 2 94</w:t>
+              <w:t xml:space="preserve">10 25 8 1109</w:t>
             </w:r>
           </w:p>
         </w:tc>
@@ -702,7 +717,7 @@
                 <w:sz w:val="20"/>
                 <w:szCs w:val="20"/>
               </w:rPr>
-              <w:t xml:space="preserve">3</w:t>
+              <w:t xml:space="preserve">2</w:t>
             </w:r>
           </w:p>
         </w:tc>
@@ -732,7 +747,7 @@
                 <w:sz w:val="20"/>
                 <w:szCs w:val="20"/>
               </w:rPr>
-              <w:t xml:space="preserve">4 7 3 42</w:t>
+              <w:t xml:space="preserve">10 25 8 1125</w:t>
             </w:r>
           </w:p>
         </w:tc>
@@ -756,7 +771,61 @@
                 <w:sz w:val="20"/>
                 <w:szCs w:val="20"/>
               </w:rPr>
-              <w:t xml:space="preserve">4</w:t>
+              <w:t xml:space="preserve">10</w:t>
+            </w:r>
+          </w:p>
+        </w:tc>
+      </w:tr>
+      <w:tr>
+        <w:trPr>
+          <w:cantSplit/>
+          <w:tblHeader w:val="false"/>
+        </w:trPr>
+        <w:tc>
+          <w:tcPr>
+            <w:tcW w:type="dxa" w:w="5103"/>
+            <w:tcMar>
+              <w:top w:type="dxa" w:w="60"/>
+              <w:left w:type="dxa" w:w="100"/>
+              <w:bottom w:type="dxa" w:w="60"/>
+              <w:right w:type="dxa" w:w="100"/>
+            </w:tcMar>
+          </w:tcPr>
+          <w:p>
+            <w:pPr>
+              <w:spacing w:after="0"/>
+            </w:pPr>
+            <w:r>
+              <w:rPr>
+                <w:rFonts w:ascii="Courier New" w:cs="Courier New" w:eastAsia="Courier New" w:hAnsi="Courier New"/>
+                <w:sz w:val="20"/>
+                <w:szCs w:val="20"/>
+              </w:rPr>
+              <w:t xml:space="preserve">8000 30 12 959879400</w:t>
+            </w:r>
+          </w:p>
+        </w:tc>
+        <w:tc>
+          <w:tcPr>
+            <w:tcW w:type="dxa" w:w="5103"/>
+            <w:tcMar>
+              <w:top w:type="dxa" w:w="60"/>
+              <w:left w:type="dxa" w:w="100"/>
+              <w:bottom w:type="dxa" w:w="60"/>
+              <w:right w:type="dxa" w:w="100"/>
+            </w:tcMar>
+          </w:tcPr>
+          <w:p>
+            <w:pPr>
+              <w:spacing w:after="0"/>
+            </w:pPr>
+            <w:r>
+              <w:rPr>
+                <w:rFonts w:ascii="Courier New" w:cs="Courier New" w:eastAsia="Courier New" w:hAnsi="Courier New"/>
+                <w:sz w:val="20"/>
+                <w:szCs w:val="20"/>
+              </w:rPr>
+              <w:t xml:space="preserve">50</w:t>
             </w:r>
           </w:p>
         </w:tc>
@@ -3305,7 +3374,7 @@
                 <w:sz w:val="22"/>
                 <w:szCs w:val="22"/>
               </w:rPr>
-              <w:t xml:space="preserve">Фальшивые монеты (№ 543)</w:t>
+              <w:t xml:space="preserve">Монеты – 2 (№ 543)</w:t>
             </w:r>
           </w:p>
         </w:tc>
@@ -4378,7 +4447,7 @@
           <w:sz w:val="24"/>
           <w:szCs w:val="24"/>
         </w:rPr>
-        <w:t xml:space="preserve">2. Фальшивые монеты (№ 543)</w:t>
+        <w:t xml:space="preserve">2. Монеты – 2 (№ 543)</w:t>
       </w:r>
     </w:p>
     <w:p>
@@ -4406,7 +4475,7 @@
           <w:sz w:val="18"/>
           <w:szCs w:val="18"/>
         </w:rPr>
-        <w:t xml:space="preserve">def solve_543(text):         # Фальшивые монеты</w:t>
+        <w:t xml:space="preserve">def solve_543(text):         # Монеты – 2 (фальшивые монеты)</w:t>
       </w:r>
     </w:p>
     <w:p>

--- a/8.1.4.4-loops/zadachi-acmp-8.1.4.4.docx
+++ b/8.1.4.4-loops/zadachi-acmp-8.1.4.4.docx
@@ -1692,6 +1692,21 @@
       <w:r>
         <w:rPr>
           <w:rFonts w:ascii="Times New Roman" w:cs="Times New Roman" w:eastAsia="Times New Roman" w:hAnsi="Times New Roman"/>
+          <w:i/>
+          <w:iCs/>
+          <w:sz w:val="20"/>
+          <w:szCs w:val="20"/>
+        </w:rPr>
+        <w:t xml:space="preserve">Примеры — с сайта acmp.ru.</w:t>
+      </w:r>
+    </w:p>
+    <w:p>
+      <w:pPr>
+        <w:spacing w:after="40" w:before="0"/>
+      </w:pPr>
+      <w:r>
+        <w:rPr>
+          <w:rFonts w:ascii="Times New Roman" w:cs="Times New Roman" w:eastAsia="Times New Roman" w:hAnsi="Times New Roman"/>
           <w:b/>
           <w:bCs/>
           <w:sz w:val="22"/>
@@ -1845,7 +1860,7 @@
                 <w:sz w:val="20"/>
                 <w:szCs w:val="20"/>
               </w:rPr>
-              <w:t xml:space="preserve">-2 7 3 -8 4</w:t>
+              <w:t xml:space="preserve">-7 5 -1 3 9</w:t>
             </w:r>
           </w:p>
         </w:tc>
@@ -1869,74 +1884,7 @@
                 <w:sz w:val="20"/>
                 <w:szCs w:val="20"/>
               </w:rPr>
-              <w:t xml:space="preserve">14 3</w:t>
-            </w:r>
-          </w:p>
-        </w:tc>
-      </w:tr>
-      <w:tr>
-        <w:trPr>
-          <w:cantSplit/>
-          <w:tblHeader w:val="false"/>
-        </w:trPr>
-        <w:tc>
-          <w:tcPr>
-            <w:tcW w:type="dxa" w:w="5103"/>
-            <w:tcMar>
-              <w:top w:type="dxa" w:w="60"/>
-              <w:left w:type="dxa" w:w="100"/>
-              <w:bottom w:type="dxa" w:w="60"/>
-              <w:right w:type="dxa" w:w="100"/>
-            </w:tcMar>
-          </w:tcPr>
-          <w:p>
-            <w:pPr>
-              <w:spacing w:after="0"/>
-            </w:pPr>
-            <w:r>
-              <w:rPr>
-                <w:rFonts w:ascii="Courier New" w:cs="Courier New" w:eastAsia="Courier New" w:hAnsi="Courier New"/>
-                <w:sz w:val="20"/>
-                <w:szCs w:val="20"/>
-              </w:rPr>
-              <w:t xml:space="preserve">4</w:t>
-            </w:r>
-          </w:p>
-          <w:p>
-            <w:pPr>
-              <w:spacing w:after="0"/>
-            </w:pPr>
-            <w:r>
-              <w:rPr>
-                <w:rFonts w:ascii="Courier New" w:cs="Courier New" w:eastAsia="Courier New" w:hAnsi="Courier New"/>
-                <w:sz w:val="20"/>
-                <w:szCs w:val="20"/>
-              </w:rPr>
-              <w:t xml:space="preserve">1 2 3 4</w:t>
-            </w:r>
-          </w:p>
-        </w:tc>
-        <w:tc>
-          <w:tcPr>
-            <w:tcW w:type="dxa" w:w="5103"/>
-            <w:tcMar>
-              <w:top w:type="dxa" w:w="60"/>
-              <w:left w:type="dxa" w:w="100"/>
-              <w:bottom w:type="dxa" w:w="60"/>
-              <w:right w:type="dxa" w:w="100"/>
-            </w:tcMar>
-          </w:tcPr>
-          <w:p>
-            <w:pPr>
-              <w:spacing w:after="0"/>
-            </w:pPr>
-            <w:r>
-              <w:rPr>
-                <w:rFonts w:ascii="Courier New" w:cs="Courier New" w:eastAsia="Courier New" w:hAnsi="Courier New"/>
-                <w:sz w:val="20"/>
-                <w:szCs w:val="20"/>
-              </w:rPr>
-              <w:t xml:space="preserve">10 6</w:t>
+              <w:t xml:space="preserve">17 -15</w:t>
             </w:r>
           </w:p>
         </w:tc>

--- a/8.1.4.4-loops/zadachi-acmp-8.1.4.4.docx
+++ b/8.1.4.4-loops/zadachi-acmp-8.1.4.4.docx
@@ -3789,6 +3789,261 @@
                 <w:szCs w:val="27"/>
               </w:rPr>
               <w:t>3 7</w:t>
+            </w:r>
+          </w:p>
+        </w:tc>
+      </w:tr>
+      <w:tr>
+        <w:trPr>
+          <w:tblCellSpacing w:w="10" w:type="dxa"/>
+        </w:trPr>
+        <w:tc>
+          <w:tcPr>
+            <w:tcW w:w="0" w:type="auto"/>
+            <w:shd w:val="clear" w:color="auto" w:fill="FFFFFF"/>
+            <w:vAlign w:val="center"/>
+            <w:hideMark/>
+          </w:tcPr>
+          <w:p>
+            <w:pPr>
+              <w:jc w:val="center"/>
+              <w:rPr>
+                <w:rFonts w:ascii="Courier" w:hAnsi="Courier"/>
+                <w:color w:val="000000"/>
+                <w:sz w:val="27"/>
+                <w:szCs w:val="27"/>
+              </w:rPr>
+            </w:pPr>
+            <w:r>
+              <w:rPr>
+                <w:rFonts w:ascii="Courier" w:hAnsi="Courier"/>
+                <w:color w:val="000000"/>
+                <w:sz w:val="27"/>
+                <w:szCs w:val="27"/>
+              </w:rPr>
+              <w:t>3</w:t>
+            </w:r>
+          </w:p>
+        </w:tc>
+        <w:tc>
+          <w:tcPr>
+            <w:tcW w:w="0" w:type="auto"/>
+            <w:shd w:val="clear" w:color="auto" w:fill="FFFFFF"/>
+            <w:hideMark/>
+          </w:tcPr>
+          <w:p>
+            <w:pPr>
+              <w:rPr>
+                <w:rFonts w:ascii="Courier" w:hAnsi="Courier"/>
+                <w:color w:val="000000"/>
+                <w:sz w:val="27"/>
+                <w:szCs w:val="27"/>
+              </w:rPr>
+            </w:pPr>
+            <w:r>
+              <w:rPr>
+                <w:rFonts w:ascii="Courier" w:hAnsi="Courier"/>
+                <w:color w:val="000000"/>
+                <w:sz w:val="27"/>
+                <w:szCs w:val="27"/>
+              </w:rPr>
+              <w:t>26</w:t>
+            </w:r>
+          </w:p>
+        </w:tc>
+        <w:tc>
+          <w:tcPr>
+            <w:tcW w:w="5287" w:type="dxa"/>
+            <w:shd w:val="clear" w:color="auto" w:fill="FFFFFF"/>
+            <w:hideMark/>
+          </w:tcPr>
+          <w:p>
+            <w:pPr>
+              <w:rPr>
+                <w:rFonts w:ascii="Courier" w:hAnsi="Courier"/>
+                <w:color w:val="000000"/>
+                <w:sz w:val="27"/>
+                <w:szCs w:val="27"/>
+              </w:rPr>
+            </w:pPr>
+            <w:r>
+              <w:rPr>
+                <w:rFonts w:ascii="Courier" w:hAnsi="Courier"/>
+                <w:color w:val="000000"/>
+                <w:sz w:val="27"/>
+                <w:szCs w:val="27"/>
+              </w:rPr>
+              <w:t>3 23</w:t>
+            </w:r>
+          </w:p>
+        </w:tc>
+      </w:tr>
+      <w:tr>
+        <w:trPr>
+          <w:tblCellSpacing w:w="10" w:type="dxa"/>
+        </w:trPr>
+        <w:tc>
+          <w:tcPr>
+            <w:tcW w:w="0" w:type="auto"/>
+            <w:shd w:val="clear" w:color="auto" w:fill="FFFFFF"/>
+            <w:vAlign w:val="center"/>
+            <w:hideMark/>
+          </w:tcPr>
+          <w:p>
+            <w:pPr>
+              <w:jc w:val="center"/>
+              <w:rPr>
+                <w:rFonts w:ascii="Courier" w:hAnsi="Courier"/>
+                <w:color w:val="000000"/>
+                <w:sz w:val="27"/>
+                <w:szCs w:val="27"/>
+              </w:rPr>
+            </w:pPr>
+            <w:r>
+              <w:rPr>
+                <w:rFonts w:ascii="Courier" w:hAnsi="Courier"/>
+                <w:color w:val="000000"/>
+                <w:sz w:val="27"/>
+                <w:szCs w:val="27"/>
+              </w:rPr>
+              <w:t>4</w:t>
+            </w:r>
+          </w:p>
+        </w:tc>
+        <w:tc>
+          <w:tcPr>
+            <w:tcW w:w="0" w:type="auto"/>
+            <w:shd w:val="clear" w:color="auto" w:fill="FFFFFF"/>
+            <w:hideMark/>
+          </w:tcPr>
+          <w:p>
+            <w:pPr>
+              <w:rPr>
+                <w:rFonts w:ascii="Courier" w:hAnsi="Courier"/>
+                <w:color w:val="000000"/>
+                <w:sz w:val="27"/>
+                <w:szCs w:val="27"/>
+              </w:rPr>
+            </w:pPr>
+            <w:r>
+              <w:rPr>
+                <w:rFonts w:ascii="Courier" w:hAnsi="Courier"/>
+                <w:color w:val="000000"/>
+                <w:sz w:val="27"/>
+                <w:szCs w:val="27"/>
+              </w:rPr>
+              <w:t>100</w:t>
+            </w:r>
+          </w:p>
+        </w:tc>
+        <w:tc>
+          <w:tcPr>
+            <w:tcW w:w="5287" w:type="dxa"/>
+            <w:shd w:val="clear" w:color="auto" w:fill="FFFFFF"/>
+            <w:hideMark/>
+          </w:tcPr>
+          <w:p>
+            <w:pPr>
+              <w:rPr>
+                <w:rFonts w:ascii="Courier" w:hAnsi="Courier"/>
+                <w:color w:val="000000"/>
+                <w:sz w:val="27"/>
+                <w:szCs w:val="27"/>
+              </w:rPr>
+            </w:pPr>
+            <w:r>
+              <w:rPr>
+                <w:rFonts w:ascii="Courier" w:hAnsi="Courier"/>
+                <w:color w:val="000000"/>
+                <w:sz w:val="27"/>
+                <w:szCs w:val="27"/>
+              </w:rPr>
+              <w:t>3 97</w:t>
+            </w:r>
+          </w:p>
+        </w:tc>
+      </w:tr>
+      <w:tr>
+        <w:trPr>
+          <w:tblCellSpacing w:w="10" w:type="dxa"/>
+        </w:trPr>
+        <w:tc>
+          <w:tcPr>
+            <w:tcW w:w="0" w:type="auto"/>
+            <w:shd w:val="clear" w:color="auto" w:fill="FFFFFF"/>
+            <w:vAlign w:val="center"/>
+            <w:hideMark/>
+          </w:tcPr>
+          <w:p>
+            <w:pPr>
+              <w:jc w:val="center"/>
+              <w:rPr>
+                <w:rFonts w:ascii="Courier" w:hAnsi="Courier"/>
+                <w:color w:val="000000"/>
+                <w:sz w:val="27"/>
+                <w:szCs w:val="27"/>
+              </w:rPr>
+            </w:pPr>
+            <w:r>
+              <w:rPr>
+                <w:rFonts w:ascii="Courier" w:hAnsi="Courier"/>
+                <w:color w:val="000000"/>
+                <w:sz w:val="27"/>
+                <w:szCs w:val="27"/>
+              </w:rPr>
+              <w:t>5</w:t>
+            </w:r>
+          </w:p>
+        </w:tc>
+        <w:tc>
+          <w:tcPr>
+            <w:tcW w:w="0" w:type="auto"/>
+            <w:shd w:val="clear" w:color="auto" w:fill="FFFFFF"/>
+            <w:hideMark/>
+          </w:tcPr>
+          <w:p>
+            <w:pPr>
+              <w:rPr>
+                <w:rFonts w:ascii="Courier" w:hAnsi="Courier"/>
+                <w:color w:val="000000"/>
+                <w:sz w:val="27"/>
+                <w:szCs w:val="27"/>
+              </w:rPr>
+            </w:pPr>
+            <w:r>
+              <w:rPr>
+                <w:rFonts w:ascii="Courier" w:hAnsi="Courier"/>
+                <w:color w:val="000000"/>
+                <w:sz w:val="27"/>
+                <w:szCs w:val="27"/>
+              </w:rPr>
+              <w:t>998</w:t>
+            </w:r>
+          </w:p>
+        </w:tc>
+        <w:tc>
+          <w:tcPr>
+            <w:tcW w:w="5287" w:type="dxa"/>
+            <w:shd w:val="clear" w:color="auto" w:fill="FFFFFF"/>
+            <w:hideMark/>
+          </w:tcPr>
+          <w:p>
+            <w:pPr>
+              <w:rPr>
+                <w:rFonts w:ascii="Courier" w:hAnsi="Courier"/>
+                <w:color w:val="000000"/>
+                <w:sz w:val="27"/>
+                <w:szCs w:val="27"/>
+              </w:rPr>
+            </w:pPr>
+            <w:r>
+              <w:rPr>
+                <w:rFonts w:ascii="Courier" w:hAnsi="Courier"/>
+                <w:color w:val="000000"/>
+                <w:sz w:val="27"/>
+                <w:szCs w:val="27"/>
+              </w:rPr>
+              <w:t>7 991</w:t>
             </w:r>
           </w:p>
         </w:tc>

--- a/8.1.4.4-loops/zadachi-acmp-8.1.4.4.docx
+++ b/8.1.4.4-loops/zadachi-acmp-8.1.4.4.docx
@@ -8,17 +8,13 @@
         <w:jc w:val="center"/>
         <w:rPr>
           <w:color w:val="000000" w:themeColor="text1"/>
-          <w:sz w:val="20"/>
-          <w:szCs w:val="20"/>
-        </w:rPr>
-      </w:pPr>
-      <w:r>
-        <w:rPr>
-          <w:b/>
-          <w:bCs/>
-          <w:color w:val="000000" w:themeColor="text1"/>
-          <w:sz w:val="20"/>
-          <w:szCs w:val="20"/>
+        </w:rPr>
+      </w:pPr>
+      <w:r>
+        <w:rPr>
+          <w:b/>
+          <w:bCs/>
+          <w:color w:val="000000" w:themeColor="text1"/>
         </w:rPr>
         <w:t>Практическая работа. Циклические алгоритмы на языке Python</w:t>
       </w:r>
@@ -29,8 +25,6 @@
         <w:jc w:val="center"/>
         <w:rPr>
           <w:color w:val="000000" w:themeColor="text1"/>
-          <w:sz w:val="20"/>
-          <w:szCs w:val="20"/>
         </w:rPr>
       </w:pPr>
       <w:r>
@@ -38,8 +32,6 @@
           <w:i/>
           <w:iCs/>
           <w:color w:val="000000" w:themeColor="text1"/>
-          <w:sz w:val="20"/>
-          <w:szCs w:val="20"/>
         </w:rPr>
         <w:t>Цель обучения 8.1.4.4: записывать циклические алгоритмы на языке Python</w:t>
       </w:r>
@@ -49,8 +41,6 @@
         <w:spacing w:after="60"/>
         <w:rPr>
           <w:color w:val="000000" w:themeColor="text1"/>
-          <w:sz w:val="20"/>
-          <w:szCs w:val="20"/>
         </w:rPr>
       </w:pPr>
     </w:p>
@@ -60,25 +50,19 @@
         <w:spacing w:before="160" w:after="60"/>
         <w:rPr>
           <w:color w:val="000000" w:themeColor="text1"/>
-          <w:sz w:val="20"/>
-          <w:szCs w:val="20"/>
-        </w:rPr>
-      </w:pPr>
-      <w:r>
-        <w:rPr>
-          <w:b/>
-          <w:bCs/>
-          <w:color w:val="000000" w:themeColor="text1"/>
-          <w:sz w:val="20"/>
-          <w:szCs w:val="20"/>
+        </w:rPr>
+      </w:pPr>
+      <w:r>
+        <w:rPr>
+          <w:b/>
+          <w:bCs/>
+          <w:color w:val="000000" w:themeColor="text1"/>
         </w:rPr>
         <w:t>Задача 1. Сумма</w:t>
       </w:r>
       <w:r>
         <w:rPr>
           <w:color w:val="000000" w:themeColor="text1"/>
-          <w:sz w:val="20"/>
-          <w:szCs w:val="20"/>
         </w:rPr>
         <w:t xml:space="preserve"> (уровень A)</w:t>
       </w:r>
@@ -173,17 +157,13 @@
                 <w:b/>
                 <w:bCs/>
                 <w:color w:val="000000" w:themeColor="text1"/>
-                <w:sz w:val="20"/>
-                <w:szCs w:val="20"/>
-              </w:rPr>
-            </w:pPr>
-            <w:r>
-              <w:rPr>
-                <w:b/>
-                <w:bCs/>
-                <w:color w:val="000000" w:themeColor="text1"/>
-                <w:sz w:val="20"/>
-                <w:szCs w:val="20"/>
+              </w:rPr>
+            </w:pPr>
+            <w:r>
+              <w:rPr>
+                <w:b/>
+                <w:bCs/>
+                <w:color w:val="000000" w:themeColor="text1"/>
               </w:rPr>
               <w:t>№</w:t>
             </w:r>
@@ -203,17 +183,13 @@
                 <w:b/>
                 <w:bCs/>
                 <w:color w:val="000000" w:themeColor="text1"/>
-                <w:sz w:val="20"/>
-                <w:szCs w:val="20"/>
-              </w:rPr>
-            </w:pPr>
-            <w:r>
-              <w:rPr>
-                <w:b/>
-                <w:bCs/>
-                <w:color w:val="000000" w:themeColor="text1"/>
-                <w:sz w:val="20"/>
-                <w:szCs w:val="20"/>
+              </w:rPr>
+            </w:pPr>
+            <w:r>
+              <w:rPr>
+                <w:b/>
+                <w:bCs/>
+                <w:color w:val="000000" w:themeColor="text1"/>
               </w:rPr>
               <w:t>INPUT</w:t>
             </w:r>
@@ -233,17 +209,13 @@
                 <w:b/>
                 <w:bCs/>
                 <w:color w:val="000000" w:themeColor="text1"/>
-                <w:sz w:val="20"/>
-                <w:szCs w:val="20"/>
-              </w:rPr>
-            </w:pPr>
-            <w:r>
-              <w:rPr>
-                <w:b/>
-                <w:bCs/>
-                <w:color w:val="000000" w:themeColor="text1"/>
-                <w:sz w:val="20"/>
-                <w:szCs w:val="20"/>
+              </w:rPr>
+            </w:pPr>
+            <w:r>
+              <w:rPr>
+                <w:b/>
+                <w:bCs/>
+                <w:color w:val="000000" w:themeColor="text1"/>
               </w:rPr>
               <w:t>OUTPUT</w:t>
             </w:r>
@@ -266,15 +238,11 @@
               <w:jc w:val="center"/>
               <w:rPr>
                 <w:color w:val="000000" w:themeColor="text1"/>
-                <w:sz w:val="20"/>
-                <w:szCs w:val="20"/>
-              </w:rPr>
-            </w:pPr>
-            <w:r>
-              <w:rPr>
-                <w:color w:val="000000" w:themeColor="text1"/>
-                <w:sz w:val="20"/>
-                <w:szCs w:val="20"/>
+              </w:rPr>
+            </w:pPr>
+            <w:r>
+              <w:rPr>
+                <w:color w:val="000000" w:themeColor="text1"/>
               </w:rPr>
               <w:t>1</w:t>
             </w:r>
@@ -291,15 +259,11 @@
             <w:pPr>
               <w:rPr>
                 <w:color w:val="000000" w:themeColor="text1"/>
-                <w:sz w:val="20"/>
-                <w:szCs w:val="20"/>
-              </w:rPr>
-            </w:pPr>
-            <w:r>
-              <w:rPr>
-                <w:color w:val="000000" w:themeColor="text1"/>
-                <w:sz w:val="20"/>
-                <w:szCs w:val="20"/>
+              </w:rPr>
+            </w:pPr>
+            <w:r>
+              <w:rPr>
+                <w:color w:val="000000" w:themeColor="text1"/>
               </w:rPr>
               <w:t>5</w:t>
             </w:r>
@@ -316,15 +280,11 @@
             <w:pPr>
               <w:rPr>
                 <w:color w:val="000000" w:themeColor="text1"/>
-                <w:sz w:val="20"/>
-                <w:szCs w:val="20"/>
-              </w:rPr>
-            </w:pPr>
-            <w:r>
-              <w:rPr>
-                <w:color w:val="000000" w:themeColor="text1"/>
-                <w:sz w:val="20"/>
-                <w:szCs w:val="20"/>
+              </w:rPr>
+            </w:pPr>
+            <w:r>
+              <w:rPr>
+                <w:color w:val="000000" w:themeColor="text1"/>
               </w:rPr>
               <w:t>15</w:t>
             </w:r>
@@ -337,8 +297,6 @@
         <w:spacing w:after="60"/>
         <w:rPr>
           <w:color w:val="000000" w:themeColor="text1"/>
-          <w:sz w:val="20"/>
-          <w:szCs w:val="20"/>
         </w:rPr>
       </w:pPr>
     </w:p>
@@ -348,25 +306,19 @@
         <w:spacing w:before="160" w:after="60"/>
         <w:rPr>
           <w:color w:val="000000" w:themeColor="text1"/>
-          <w:sz w:val="20"/>
-          <w:szCs w:val="20"/>
-        </w:rPr>
-      </w:pPr>
-      <w:r>
-        <w:rPr>
-          <w:b/>
-          <w:bCs/>
-          <w:color w:val="000000" w:themeColor="text1"/>
-          <w:sz w:val="20"/>
-          <w:szCs w:val="20"/>
+        </w:rPr>
+      </w:pPr>
+      <w:r>
+        <w:rPr>
+          <w:b/>
+          <w:bCs/>
+          <w:color w:val="000000" w:themeColor="text1"/>
         </w:rPr>
         <w:t>Задача 2. Факториал</w:t>
       </w:r>
       <w:r>
         <w:rPr>
           <w:color w:val="000000" w:themeColor="text1"/>
-          <w:sz w:val="20"/>
-          <w:szCs w:val="20"/>
         </w:rPr>
         <w:t xml:space="preserve"> (уровень A)</w:t>
       </w:r>
@@ -376,15 +328,11 @@
         <w:spacing w:after="60"/>
         <w:rPr>
           <w:color w:val="000000" w:themeColor="text1"/>
-          <w:sz w:val="20"/>
-          <w:szCs w:val="20"/>
-        </w:rPr>
-      </w:pPr>
-      <w:r>
-        <w:rPr>
-          <w:color w:val="000000" w:themeColor="text1"/>
-          <w:sz w:val="20"/>
-          <w:szCs w:val="20"/>
+        </w:rPr>
+      </w:pPr>
+      <w:r>
+        <w:rPr>
+          <w:color w:val="000000" w:themeColor="text1"/>
         </w:rPr>
         <w:t>Требуется вычислить факториал целого числа N. Факториал обозначают как N! и вычисляют по формуле: N! = 1 · 2 · 3 · … · (N−1) · N, причём 0! = 1.</w:t>
       </w:r>
@@ -394,25 +342,19 @@
         <w:spacing w:after="40"/>
         <w:rPr>
           <w:color w:val="000000" w:themeColor="text1"/>
-          <w:sz w:val="20"/>
-          <w:szCs w:val="20"/>
-        </w:rPr>
-      </w:pPr>
-      <w:r>
-        <w:rPr>
-          <w:b/>
-          <w:bCs/>
-          <w:color w:val="000000" w:themeColor="text1"/>
-          <w:sz w:val="20"/>
-          <w:szCs w:val="20"/>
+        </w:rPr>
+      </w:pPr>
+      <w:r>
+        <w:rPr>
+          <w:b/>
+          <w:bCs/>
+          <w:color w:val="000000" w:themeColor="text1"/>
         </w:rPr>
         <w:t>Входные данные:</w:t>
       </w:r>
       <w:r>
         <w:rPr>
           <w:color w:val="000000" w:themeColor="text1"/>
-          <w:sz w:val="20"/>
-          <w:szCs w:val="20"/>
         </w:rPr>
         <w:t xml:space="preserve"> Одно целое неотрицательное число N (N &lt; 1000).</w:t>
       </w:r>
@@ -422,25 +364,19 @@
         <w:spacing w:after="60"/>
         <w:rPr>
           <w:color w:val="000000" w:themeColor="text1"/>
-          <w:sz w:val="20"/>
-          <w:szCs w:val="20"/>
-        </w:rPr>
-      </w:pPr>
-      <w:r>
-        <w:rPr>
-          <w:b/>
-          <w:bCs/>
-          <w:color w:val="000000" w:themeColor="text1"/>
-          <w:sz w:val="20"/>
-          <w:szCs w:val="20"/>
+        </w:rPr>
+      </w:pPr>
+      <w:r>
+        <w:rPr>
+          <w:b/>
+          <w:bCs/>
+          <w:color w:val="000000" w:themeColor="text1"/>
         </w:rPr>
         <w:t>Выходные данные:</w:t>
       </w:r>
       <w:r>
         <w:rPr>
           <w:color w:val="000000" w:themeColor="text1"/>
-          <w:sz w:val="20"/>
-          <w:szCs w:val="20"/>
         </w:rPr>
         <w:t xml:space="preserve"> Одно целое число — значение N!.</w:t>
       </w:r>
@@ -467,12 +403,6 @@
         <w:gridCol w:w="5103"/>
       </w:tblGrid>
       <w:tr>
-        <w:tblPrEx>
-          <w:tblCellMar>
-            <w:top w:w="0" w:type="dxa"/>
-            <w:bottom w:w="0" w:type="dxa"/>
-          </w:tblCellMar>
-        </w:tblPrEx>
         <w:trPr>
           <w:cantSplit/>
           <w:tblHeader/>
@@ -493,17 +423,13 @@
               <w:spacing w:after="80"/>
               <w:rPr>
                 <w:color w:val="000000" w:themeColor="text1"/>
-                <w:sz w:val="20"/>
-                <w:szCs w:val="20"/>
-              </w:rPr>
-            </w:pPr>
-            <w:r>
-              <w:rPr>
-                <w:b/>
-                <w:bCs/>
-                <w:color w:val="000000" w:themeColor="text1"/>
-                <w:sz w:val="20"/>
-                <w:szCs w:val="20"/>
+              </w:rPr>
+            </w:pPr>
+            <w:r>
+              <w:rPr>
+                <w:b/>
+                <w:bCs/>
+                <w:color w:val="000000" w:themeColor="text1"/>
               </w:rPr>
               <w:t>Входные данные</w:t>
             </w:r>
@@ -525,17 +451,13 @@
               <w:spacing w:after="80"/>
               <w:rPr>
                 <w:color w:val="000000" w:themeColor="text1"/>
-                <w:sz w:val="20"/>
-                <w:szCs w:val="20"/>
-              </w:rPr>
-            </w:pPr>
-            <w:r>
-              <w:rPr>
-                <w:b/>
-                <w:bCs/>
-                <w:color w:val="000000" w:themeColor="text1"/>
-                <w:sz w:val="20"/>
-                <w:szCs w:val="20"/>
+              </w:rPr>
+            </w:pPr>
+            <w:r>
+              <w:rPr>
+                <w:b/>
+                <w:bCs/>
+                <w:color w:val="000000" w:themeColor="text1"/>
               </w:rPr>
               <w:t>Выходные данные</w:t>
             </w:r>
@@ -543,12 +465,6 @@
         </w:tc>
       </w:tr>
       <w:tr>
-        <w:tblPrEx>
-          <w:tblCellMar>
-            <w:top w:w="0" w:type="dxa"/>
-            <w:bottom w:w="0" w:type="dxa"/>
-          </w:tblCellMar>
-        </w:tblPrEx>
         <w:trPr>
           <w:cantSplit/>
         </w:trPr>
@@ -566,16 +482,12 @@
             <w:pPr>
               <w:rPr>
                 <w:color w:val="000000" w:themeColor="text1"/>
-                <w:sz w:val="20"/>
-                <w:szCs w:val="20"/>
               </w:rPr>
             </w:pPr>
             <w:r>
               <w:rPr>
                 <w:rFonts w:eastAsia="Courier New"/>
                 <w:color w:val="000000" w:themeColor="text1"/>
-                <w:sz w:val="20"/>
-                <w:szCs w:val="20"/>
               </w:rPr>
               <w:t>5</w:t>
             </w:r>
@@ -595,16 +507,12 @@
             <w:pPr>
               <w:rPr>
                 <w:color w:val="000000" w:themeColor="text1"/>
-                <w:sz w:val="20"/>
-                <w:szCs w:val="20"/>
               </w:rPr>
             </w:pPr>
             <w:r>
               <w:rPr>
                 <w:rFonts w:eastAsia="Courier New"/>
                 <w:color w:val="000000" w:themeColor="text1"/>
-                <w:sz w:val="20"/>
-                <w:szCs w:val="20"/>
               </w:rPr>
               <w:t>120</w:t>
             </w:r>
@@ -612,12 +520,6 @@
         </w:tc>
       </w:tr>
       <w:tr>
-        <w:tblPrEx>
-          <w:tblCellMar>
-            <w:top w:w="0" w:type="dxa"/>
-            <w:bottom w:w="0" w:type="dxa"/>
-          </w:tblCellMar>
-        </w:tblPrEx>
         <w:trPr>
           <w:cantSplit/>
         </w:trPr>
@@ -636,8 +538,6 @@
               <w:rPr>
                 <w:rFonts w:eastAsia="Courier New"/>
                 <w:color w:val="000000" w:themeColor="text1"/>
-                <w:sz w:val="20"/>
-                <w:szCs w:val="20"/>
                 <w:lang w:val="en-US"/>
               </w:rPr>
             </w:pPr>
@@ -645,8 +545,6 @@
               <w:rPr>
                 <w:rFonts w:eastAsia="Courier New"/>
                 <w:color w:val="000000" w:themeColor="text1"/>
-                <w:sz w:val="20"/>
-                <w:szCs w:val="20"/>
                 <w:lang w:val="en-US"/>
               </w:rPr>
               <w:t>3</w:t>
@@ -668,16 +566,12 @@
               <w:rPr>
                 <w:rFonts w:eastAsia="Courier New"/>
                 <w:color w:val="000000" w:themeColor="text1"/>
-                <w:sz w:val="20"/>
-                <w:szCs w:val="20"/>
               </w:rPr>
             </w:pPr>
             <w:r>
               <w:rPr>
                 <w:rFonts w:eastAsia="Courier New"/>
                 <w:color w:val="000000" w:themeColor="text1"/>
-                <w:sz w:val="20"/>
-                <w:szCs w:val="20"/>
               </w:rPr>
               <w:t>6</w:t>
             </w:r>
@@ -685,12 +579,6 @@
         </w:tc>
       </w:tr>
       <w:tr>
-        <w:tblPrEx>
-          <w:tblCellMar>
-            <w:top w:w="0" w:type="dxa"/>
-            <w:bottom w:w="0" w:type="dxa"/>
-          </w:tblCellMar>
-        </w:tblPrEx>
         <w:trPr>
           <w:cantSplit/>
         </w:trPr>
@@ -709,8 +597,6 @@
               <w:rPr>
                 <w:rFonts w:eastAsia="Courier New"/>
                 <w:color w:val="000000" w:themeColor="text1"/>
-                <w:sz w:val="20"/>
-                <w:szCs w:val="20"/>
                 <w:lang w:val="en-US"/>
               </w:rPr>
             </w:pPr>
@@ -718,8 +604,6 @@
               <w:rPr>
                 <w:rFonts w:eastAsia="Courier New"/>
                 <w:color w:val="000000" w:themeColor="text1"/>
-                <w:sz w:val="20"/>
-                <w:szCs w:val="20"/>
                 <w:lang w:val="en-US"/>
               </w:rPr>
               <w:t>1</w:t>
@@ -741,16 +625,12 @@
               <w:rPr>
                 <w:rFonts w:eastAsia="Courier New"/>
                 <w:color w:val="000000" w:themeColor="text1"/>
-                <w:sz w:val="20"/>
-                <w:szCs w:val="20"/>
               </w:rPr>
             </w:pPr>
             <w:r>
               <w:rPr>
                 <w:rFonts w:eastAsia="Courier New"/>
                 <w:color w:val="000000" w:themeColor="text1"/>
-                <w:sz w:val="20"/>
-                <w:szCs w:val="20"/>
               </w:rPr>
               <w:t>1</w:t>
             </w:r>
@@ -758,12 +638,6 @@
         </w:tc>
       </w:tr>
       <w:tr>
-        <w:tblPrEx>
-          <w:tblCellMar>
-            <w:top w:w="0" w:type="dxa"/>
-            <w:bottom w:w="0" w:type="dxa"/>
-          </w:tblCellMar>
-        </w:tblPrEx>
         <w:trPr>
           <w:cantSplit/>
         </w:trPr>
@@ -781,16 +655,12 @@
             <w:pPr>
               <w:rPr>
                 <w:color w:val="000000" w:themeColor="text1"/>
-                <w:sz w:val="20"/>
-                <w:szCs w:val="20"/>
               </w:rPr>
             </w:pPr>
             <w:r>
               <w:rPr>
                 <w:rFonts w:eastAsia="Courier New"/>
                 <w:color w:val="000000" w:themeColor="text1"/>
-                <w:sz w:val="20"/>
-                <w:szCs w:val="20"/>
               </w:rPr>
               <w:t>0</w:t>
             </w:r>
@@ -810,16 +680,12 @@
             <w:pPr>
               <w:rPr>
                 <w:color w:val="000000" w:themeColor="text1"/>
-                <w:sz w:val="20"/>
-                <w:szCs w:val="20"/>
               </w:rPr>
             </w:pPr>
             <w:r>
               <w:rPr>
                 <w:rFonts w:eastAsia="Courier New"/>
                 <w:color w:val="000000" w:themeColor="text1"/>
-                <w:sz w:val="20"/>
-                <w:szCs w:val="20"/>
               </w:rPr>
               <w:t>1</w:t>
             </w:r>
@@ -832,8 +698,6 @@
         <w:spacing w:after="60"/>
         <w:rPr>
           <w:color w:val="000000" w:themeColor="text1"/>
-          <w:sz w:val="20"/>
-          <w:szCs w:val="20"/>
         </w:rPr>
       </w:pPr>
     </w:p>
@@ -843,25 +707,19 @@
         <w:spacing w:before="160" w:after="60"/>
         <w:rPr>
           <w:color w:val="000000" w:themeColor="text1"/>
-          <w:sz w:val="20"/>
-          <w:szCs w:val="20"/>
-        </w:rPr>
-      </w:pPr>
-      <w:r>
-        <w:rPr>
-          <w:b/>
-          <w:bCs/>
-          <w:color w:val="000000" w:themeColor="text1"/>
-          <w:sz w:val="20"/>
-          <w:szCs w:val="20"/>
+        </w:rPr>
+      </w:pPr>
+      <w:r>
+        <w:rPr>
+          <w:b/>
+          <w:bCs/>
+          <w:color w:val="000000" w:themeColor="text1"/>
         </w:rPr>
         <w:t>Задача 3. Список квадратов</w:t>
       </w:r>
       <w:r>
         <w:rPr>
           <w:color w:val="000000" w:themeColor="text1"/>
-          <w:sz w:val="20"/>
-          <w:szCs w:val="20"/>
         </w:rPr>
         <w:t xml:space="preserve"> (уровень A)</w:t>
       </w:r>
@@ -914,10 +772,7 @@
     <w:p>
       <w:pPr>
         <w:rPr>
-          <w:rFonts w:ascii="Verdana" w:hAnsi="Verdana"/>
           <w:color w:val="006600"/>
-          <w:sz w:val="28"/>
-          <w:szCs w:val="28"/>
         </w:rPr>
       </w:pPr>
       <w:r>
@@ -961,7 +816,6 @@
             <w:pPr>
               <w:jc w:val="center"/>
               <w:rPr>
-                <w:rFonts w:ascii="Times" w:hAnsi="Times"/>
                 <w:b/>
                 <w:bCs/>
                 <w:color w:val="006600"/>
@@ -969,7 +823,6 @@
             </w:pPr>
             <w:r>
               <w:rPr>
-                <w:rFonts w:ascii="Times" w:hAnsi="Times"/>
                 <w:b/>
                 <w:bCs/>
                 <w:color w:val="006600"/>
@@ -989,7 +842,6 @@
             <w:pPr>
               <w:jc w:val="center"/>
               <w:rPr>
-                <w:rFonts w:ascii="Times" w:hAnsi="Times"/>
                 <w:b/>
                 <w:bCs/>
                 <w:color w:val="006600"/>
@@ -997,7 +849,6 @@
             </w:pPr>
             <w:r>
               <w:rPr>
-                <w:rFonts w:ascii="Times" w:hAnsi="Times"/>
                 <w:b/>
                 <w:bCs/>
                 <w:color w:val="006600"/>
@@ -1017,7 +868,6 @@
             <w:pPr>
               <w:jc w:val="center"/>
               <w:rPr>
-                <w:rFonts w:ascii="Times" w:hAnsi="Times"/>
                 <w:b/>
                 <w:bCs/>
                 <w:color w:val="006600"/>
@@ -1025,7 +875,6 @@
             </w:pPr>
             <w:r>
               <w:rPr>
-                <w:rFonts w:ascii="Times" w:hAnsi="Times"/>
                 <w:b/>
                 <w:bCs/>
                 <w:color w:val="006600"/>
@@ -1050,20 +899,13 @@
             <w:pPr>
               <w:jc w:val="center"/>
               <w:rPr>
-                <w:rFonts w:ascii="Courier" w:hAnsi="Courier"/>
-                <w:color w:val="000000"/>
-                <w:sz w:val="27"/>
-                <w:szCs w:val="27"/>
-              </w:rPr>
-            </w:pPr>
-            <w:r>
-              <w:rPr>
-                <w:rFonts w:ascii="Courier" w:hAnsi="Courier"/>
-                <w:color w:val="000000"/>
-                <w:sz w:val="27"/>
-                <w:szCs w:val="27"/>
-              </w:rPr>
-              <w:lastRenderedPageBreak/>
+                <w:color w:val="000000"/>
+              </w:rPr>
+            </w:pPr>
+            <w:r>
+              <w:rPr>
+                <w:color w:val="000000"/>
+              </w:rPr>
               <w:t>1</w:t>
             </w:r>
           </w:p>
@@ -1077,18 +919,12 @@
           <w:p>
             <w:pPr>
               <w:rPr>
-                <w:rFonts w:ascii="Courier" w:hAnsi="Courier"/>
-                <w:color w:val="000000"/>
-                <w:sz w:val="27"/>
-                <w:szCs w:val="27"/>
-              </w:rPr>
-            </w:pPr>
-            <w:r>
-              <w:rPr>
-                <w:rFonts w:ascii="Courier" w:hAnsi="Courier"/>
-                <w:color w:val="000000"/>
-                <w:sz w:val="27"/>
-                <w:szCs w:val="27"/>
+                <w:color w:val="000000"/>
+              </w:rPr>
+            </w:pPr>
+            <w:r>
+              <w:rPr>
+                <w:color w:val="000000"/>
               </w:rPr>
               <w:t>10</w:t>
             </w:r>
@@ -1103,18 +939,12 @@
           <w:p>
             <w:pPr>
               <w:rPr>
-                <w:rFonts w:ascii="Courier" w:hAnsi="Courier"/>
-                <w:color w:val="000000"/>
-                <w:sz w:val="27"/>
-                <w:szCs w:val="27"/>
-              </w:rPr>
-            </w:pPr>
-            <w:r>
-              <w:rPr>
-                <w:rFonts w:ascii="Courier" w:hAnsi="Courier"/>
-                <w:color w:val="000000"/>
-                <w:sz w:val="27"/>
-                <w:szCs w:val="27"/>
+                <w:color w:val="000000"/>
+              </w:rPr>
+            </w:pPr>
+            <w:r>
+              <w:rPr>
+                <w:color w:val="000000"/>
               </w:rPr>
               <w:t>1 4 9</w:t>
             </w:r>
@@ -1136,18 +966,12 @@
             <w:pPr>
               <w:jc w:val="center"/>
               <w:rPr>
-                <w:rFonts w:ascii="Courier" w:hAnsi="Courier"/>
-                <w:color w:val="000000"/>
-                <w:sz w:val="27"/>
-                <w:szCs w:val="27"/>
-              </w:rPr>
-            </w:pPr>
-            <w:r>
-              <w:rPr>
-                <w:rFonts w:ascii="Courier" w:hAnsi="Courier"/>
-                <w:color w:val="000000"/>
-                <w:sz w:val="27"/>
-                <w:szCs w:val="27"/>
+                <w:color w:val="000000"/>
+              </w:rPr>
+            </w:pPr>
+            <w:r>
+              <w:rPr>
+                <w:color w:val="000000"/>
               </w:rPr>
               <w:t>2</w:t>
             </w:r>
@@ -1162,18 +986,12 @@
           <w:p>
             <w:pPr>
               <w:rPr>
-                <w:rFonts w:ascii="Courier" w:hAnsi="Courier"/>
-                <w:color w:val="000000"/>
-                <w:sz w:val="27"/>
-                <w:szCs w:val="27"/>
-              </w:rPr>
-            </w:pPr>
-            <w:r>
-              <w:rPr>
-                <w:rFonts w:ascii="Courier" w:hAnsi="Courier"/>
-                <w:color w:val="000000"/>
-                <w:sz w:val="27"/>
-                <w:szCs w:val="27"/>
+                <w:color w:val="000000"/>
+              </w:rPr>
+            </w:pPr>
+            <w:r>
+              <w:rPr>
+                <w:color w:val="000000"/>
               </w:rPr>
               <w:t>50</w:t>
             </w:r>
@@ -1188,18 +1006,12 @@
           <w:p>
             <w:pPr>
               <w:rPr>
-                <w:rFonts w:ascii="Courier" w:hAnsi="Courier"/>
-                <w:color w:val="000000"/>
-                <w:sz w:val="27"/>
-                <w:szCs w:val="27"/>
-              </w:rPr>
-            </w:pPr>
-            <w:r>
-              <w:rPr>
-                <w:rFonts w:ascii="Courier" w:hAnsi="Courier"/>
-                <w:color w:val="000000"/>
-                <w:sz w:val="27"/>
-                <w:szCs w:val="27"/>
+                <w:color w:val="000000"/>
+              </w:rPr>
+            </w:pPr>
+            <w:r>
+              <w:rPr>
+                <w:color w:val="000000"/>
               </w:rPr>
               <w:t>1 4 9 16 25 36 49</w:t>
             </w:r>
@@ -1212,8 +1024,6 @@
         <w:spacing w:after="60"/>
         <w:rPr>
           <w:color w:val="000000" w:themeColor="text1"/>
-          <w:sz w:val="20"/>
-          <w:szCs w:val="20"/>
         </w:rPr>
       </w:pPr>
     </w:p>
@@ -1223,25 +1033,19 @@
         <w:spacing w:before="160" w:after="60"/>
         <w:rPr>
           <w:color w:val="000000" w:themeColor="text1"/>
-          <w:sz w:val="20"/>
-          <w:szCs w:val="20"/>
-        </w:rPr>
-      </w:pPr>
-      <w:r>
-        <w:rPr>
-          <w:b/>
-          <w:bCs/>
-          <w:color w:val="000000" w:themeColor="text1"/>
-          <w:sz w:val="20"/>
-          <w:szCs w:val="20"/>
+        </w:rPr>
+      </w:pPr>
+      <w:r>
+        <w:rPr>
+          <w:b/>
+          <w:bCs/>
+          <w:color w:val="000000" w:themeColor="text1"/>
         </w:rPr>
         <w:t>Задача 4. Список степеней двойки</w:t>
       </w:r>
       <w:r>
         <w:rPr>
           <w:color w:val="000000" w:themeColor="text1"/>
-          <w:sz w:val="20"/>
-          <w:szCs w:val="20"/>
         </w:rPr>
         <w:t xml:space="preserve"> (уровень A)</w:t>
       </w:r>
@@ -1333,7 +1137,6 @@
             <w:pPr>
               <w:jc w:val="center"/>
               <w:rPr>
-                <w:rFonts w:ascii="Times" w:hAnsi="Times"/>
                 <w:b/>
                 <w:bCs/>
                 <w:color w:val="006600"/>
@@ -1341,7 +1144,6 @@
             </w:pPr>
             <w:r>
               <w:rPr>
-                <w:rFonts w:ascii="Times" w:hAnsi="Times"/>
                 <w:b/>
                 <w:bCs/>
                 <w:color w:val="006600"/>
@@ -1361,7 +1163,6 @@
             <w:pPr>
               <w:jc w:val="center"/>
               <w:rPr>
-                <w:rFonts w:ascii="Times" w:hAnsi="Times"/>
                 <w:b/>
                 <w:bCs/>
                 <w:color w:val="006600"/>
@@ -1369,7 +1170,6 @@
             </w:pPr>
             <w:r>
               <w:rPr>
-                <w:rFonts w:ascii="Times" w:hAnsi="Times"/>
                 <w:b/>
                 <w:bCs/>
                 <w:color w:val="006600"/>
@@ -1389,7 +1189,6 @@
             <w:pPr>
               <w:jc w:val="center"/>
               <w:rPr>
-                <w:rFonts w:ascii="Times" w:hAnsi="Times"/>
                 <w:b/>
                 <w:bCs/>
                 <w:color w:val="006600"/>
@@ -1397,7 +1196,6 @@
             </w:pPr>
             <w:r>
               <w:rPr>
-                <w:rFonts w:ascii="Times" w:hAnsi="Times"/>
                 <w:b/>
                 <w:bCs/>
                 <w:color w:val="006600"/>
@@ -1422,19 +1220,14 @@
             <w:pPr>
               <w:jc w:val="center"/>
               <w:rPr>
-                <w:rFonts w:ascii="Courier" w:hAnsi="Courier"/>
-                <w:color w:val="000000"/>
-                <w:sz w:val="27"/>
-                <w:szCs w:val="27"/>
-              </w:rPr>
-            </w:pPr>
-            <w:r>
-              <w:rPr>
-                <w:rFonts w:ascii="Courier" w:hAnsi="Courier"/>
-                <w:color w:val="000000"/>
-                <w:sz w:val="27"/>
-                <w:szCs w:val="27"/>
-              </w:rPr>
+                <w:color w:val="000000"/>
+              </w:rPr>
+            </w:pPr>
+            <w:r>
+              <w:rPr>
+                <w:color w:val="000000"/>
+              </w:rPr>
+              <w:lastRenderedPageBreak/>
               <w:t>1</w:t>
             </w:r>
           </w:p>
@@ -1448,18 +1241,12 @@
           <w:p>
             <w:pPr>
               <w:rPr>
-                <w:rFonts w:ascii="Courier" w:hAnsi="Courier"/>
-                <w:color w:val="000000"/>
-                <w:sz w:val="27"/>
-                <w:szCs w:val="27"/>
-              </w:rPr>
-            </w:pPr>
-            <w:r>
-              <w:rPr>
-                <w:rFonts w:ascii="Courier" w:hAnsi="Courier"/>
-                <w:color w:val="000000"/>
-                <w:sz w:val="27"/>
-                <w:szCs w:val="27"/>
+                <w:color w:val="000000"/>
+              </w:rPr>
+            </w:pPr>
+            <w:r>
+              <w:rPr>
+                <w:color w:val="000000"/>
               </w:rPr>
               <w:t>10</w:t>
             </w:r>
@@ -1474,18 +1261,12 @@
           <w:p>
             <w:pPr>
               <w:rPr>
-                <w:rFonts w:ascii="Courier" w:hAnsi="Courier"/>
-                <w:color w:val="000000"/>
-                <w:sz w:val="27"/>
-                <w:szCs w:val="27"/>
-              </w:rPr>
-            </w:pPr>
-            <w:r>
-              <w:rPr>
-                <w:rFonts w:ascii="Courier" w:hAnsi="Courier"/>
-                <w:color w:val="000000"/>
-                <w:sz w:val="27"/>
-                <w:szCs w:val="27"/>
+                <w:color w:val="000000"/>
+              </w:rPr>
+            </w:pPr>
+            <w:r>
+              <w:rPr>
+                <w:color w:val="000000"/>
               </w:rPr>
               <w:t>1 2 4 8</w:t>
             </w:r>
@@ -1507,18 +1288,12 @@
             <w:pPr>
               <w:jc w:val="center"/>
               <w:rPr>
-                <w:rFonts w:ascii="Courier" w:hAnsi="Courier"/>
-                <w:color w:val="000000"/>
-                <w:sz w:val="27"/>
-                <w:szCs w:val="27"/>
-              </w:rPr>
-            </w:pPr>
-            <w:r>
-              <w:rPr>
-                <w:rFonts w:ascii="Courier" w:hAnsi="Courier"/>
-                <w:color w:val="000000"/>
-                <w:sz w:val="27"/>
-                <w:szCs w:val="27"/>
+                <w:color w:val="000000"/>
+              </w:rPr>
+            </w:pPr>
+            <w:r>
+              <w:rPr>
+                <w:color w:val="000000"/>
               </w:rPr>
               <w:t>2</w:t>
             </w:r>
@@ -1533,18 +1308,12 @@
           <w:p>
             <w:pPr>
               <w:rPr>
-                <w:rFonts w:ascii="Courier" w:hAnsi="Courier"/>
-                <w:color w:val="000000"/>
-                <w:sz w:val="27"/>
-                <w:szCs w:val="27"/>
-              </w:rPr>
-            </w:pPr>
-            <w:r>
-              <w:rPr>
-                <w:rFonts w:ascii="Courier" w:hAnsi="Courier"/>
-                <w:color w:val="000000"/>
-                <w:sz w:val="27"/>
-                <w:szCs w:val="27"/>
+                <w:color w:val="000000"/>
+              </w:rPr>
+            </w:pPr>
+            <w:r>
+              <w:rPr>
+                <w:color w:val="000000"/>
               </w:rPr>
               <w:t>50</w:t>
             </w:r>
@@ -1559,18 +1328,12 @@
           <w:p>
             <w:pPr>
               <w:rPr>
-                <w:rFonts w:ascii="Courier" w:hAnsi="Courier"/>
-                <w:color w:val="000000"/>
-                <w:sz w:val="27"/>
-                <w:szCs w:val="27"/>
-              </w:rPr>
-            </w:pPr>
-            <w:r>
-              <w:rPr>
-                <w:rFonts w:ascii="Courier" w:hAnsi="Courier"/>
-                <w:color w:val="000000"/>
-                <w:sz w:val="27"/>
-                <w:szCs w:val="27"/>
+                <w:color w:val="000000"/>
+              </w:rPr>
+            </w:pPr>
+            <w:r>
+              <w:rPr>
+                <w:color w:val="000000"/>
               </w:rPr>
               <w:t>1 2 4 8 16 32</w:t>
             </w:r>
@@ -1583,8 +1346,6 @@
         <w:spacing w:after="60"/>
         <w:rPr>
           <w:color w:val="000000" w:themeColor="text1"/>
-          <w:sz w:val="20"/>
-          <w:szCs w:val="20"/>
         </w:rPr>
       </w:pPr>
     </w:p>
@@ -1594,25 +1355,19 @@
         <w:spacing w:before="160" w:after="60"/>
         <w:rPr>
           <w:color w:val="000000" w:themeColor="text1"/>
-          <w:sz w:val="20"/>
-          <w:szCs w:val="20"/>
-        </w:rPr>
-      </w:pPr>
-      <w:r>
-        <w:rPr>
-          <w:b/>
-          <w:bCs/>
-          <w:color w:val="000000" w:themeColor="text1"/>
-          <w:sz w:val="20"/>
-          <w:szCs w:val="20"/>
+        </w:rPr>
+      </w:pPr>
+      <w:r>
+        <w:rPr>
+          <w:b/>
+          <w:bCs/>
+          <w:color w:val="000000" w:themeColor="text1"/>
         </w:rPr>
         <w:t>Задача 5. Минимальный делитель</w:t>
       </w:r>
       <w:r>
         <w:rPr>
           <w:color w:val="000000" w:themeColor="text1"/>
-          <w:sz w:val="20"/>
-          <w:szCs w:val="20"/>
         </w:rPr>
         <w:t xml:space="preserve"> (уровень B)</w:t>
       </w:r>
@@ -1700,7 +1455,6 @@
             <w:pPr>
               <w:jc w:val="center"/>
               <w:rPr>
-                <w:rFonts w:ascii="Times" w:hAnsi="Times"/>
                 <w:b/>
                 <w:bCs/>
                 <w:color w:val="006600"/>
@@ -1708,7 +1462,6 @@
             </w:pPr>
             <w:r>
               <w:rPr>
-                <w:rFonts w:ascii="Times" w:hAnsi="Times"/>
                 <w:b/>
                 <w:bCs/>
                 <w:color w:val="006600"/>
@@ -1728,7 +1481,6 @@
             <w:pPr>
               <w:jc w:val="center"/>
               <w:rPr>
-                <w:rFonts w:ascii="Times" w:hAnsi="Times"/>
                 <w:b/>
                 <w:bCs/>
                 <w:color w:val="006600"/>
@@ -1736,7 +1488,6 @@
             </w:pPr>
             <w:r>
               <w:rPr>
-                <w:rFonts w:ascii="Times" w:hAnsi="Times"/>
                 <w:b/>
                 <w:bCs/>
                 <w:color w:val="006600"/>
@@ -1756,7 +1507,6 @@
             <w:pPr>
               <w:jc w:val="center"/>
               <w:rPr>
-                <w:rFonts w:ascii="Times" w:hAnsi="Times"/>
                 <w:b/>
                 <w:bCs/>
                 <w:color w:val="006600"/>
@@ -1764,7 +1514,6 @@
             </w:pPr>
             <w:r>
               <w:rPr>
-                <w:rFonts w:ascii="Times" w:hAnsi="Times"/>
                 <w:b/>
                 <w:bCs/>
                 <w:color w:val="006600"/>
@@ -1789,18 +1538,12 @@
             <w:pPr>
               <w:jc w:val="center"/>
               <w:rPr>
-                <w:rFonts w:ascii="Courier" w:hAnsi="Courier"/>
-                <w:color w:val="000000"/>
-                <w:sz w:val="27"/>
-                <w:szCs w:val="27"/>
-              </w:rPr>
-            </w:pPr>
-            <w:r>
-              <w:rPr>
-                <w:rFonts w:ascii="Courier" w:hAnsi="Courier"/>
-                <w:color w:val="000000"/>
-                <w:sz w:val="27"/>
-                <w:szCs w:val="27"/>
+                <w:color w:val="000000"/>
+              </w:rPr>
+            </w:pPr>
+            <w:r>
+              <w:rPr>
+                <w:color w:val="000000"/>
               </w:rPr>
               <w:t>1</w:t>
             </w:r>
@@ -1815,18 +1558,12 @@
           <w:p>
             <w:pPr>
               <w:rPr>
-                <w:rFonts w:ascii="Courier" w:hAnsi="Courier"/>
-                <w:color w:val="000000"/>
-                <w:sz w:val="27"/>
-                <w:szCs w:val="27"/>
-              </w:rPr>
-            </w:pPr>
-            <w:r>
-              <w:rPr>
-                <w:rFonts w:ascii="Courier" w:hAnsi="Courier"/>
-                <w:color w:val="000000"/>
-                <w:sz w:val="27"/>
-                <w:szCs w:val="27"/>
+                <w:color w:val="000000"/>
+              </w:rPr>
+            </w:pPr>
+            <w:r>
+              <w:rPr>
+                <w:color w:val="000000"/>
               </w:rPr>
               <w:t>15</w:t>
             </w:r>
@@ -1841,18 +1578,12 @@
           <w:p>
             <w:pPr>
               <w:rPr>
-                <w:rFonts w:ascii="Courier" w:hAnsi="Courier"/>
-                <w:color w:val="000000"/>
-                <w:sz w:val="27"/>
-                <w:szCs w:val="27"/>
-              </w:rPr>
-            </w:pPr>
-            <w:r>
-              <w:rPr>
-                <w:rFonts w:ascii="Courier" w:hAnsi="Courier"/>
-                <w:color w:val="000000"/>
-                <w:sz w:val="27"/>
-                <w:szCs w:val="27"/>
+                <w:color w:val="000000"/>
+              </w:rPr>
+            </w:pPr>
+            <w:r>
+              <w:rPr>
+                <w:color w:val="000000"/>
               </w:rPr>
               <w:t>3</w:t>
             </w:r>
@@ -1874,18 +1605,12 @@
             <w:pPr>
               <w:jc w:val="center"/>
               <w:rPr>
-                <w:rFonts w:ascii="Courier" w:hAnsi="Courier"/>
-                <w:color w:val="000000"/>
-                <w:sz w:val="27"/>
-                <w:szCs w:val="27"/>
-              </w:rPr>
-            </w:pPr>
-            <w:r>
-              <w:rPr>
-                <w:rFonts w:ascii="Courier" w:hAnsi="Courier"/>
-                <w:color w:val="000000"/>
-                <w:sz w:val="27"/>
-                <w:szCs w:val="27"/>
+                <w:color w:val="000000"/>
+              </w:rPr>
+            </w:pPr>
+            <w:r>
+              <w:rPr>
+                <w:color w:val="000000"/>
               </w:rPr>
               <w:t>2</w:t>
             </w:r>
@@ -1900,18 +1625,12 @@
           <w:p>
             <w:pPr>
               <w:rPr>
-                <w:rFonts w:ascii="Courier" w:hAnsi="Courier"/>
-                <w:color w:val="000000"/>
-                <w:sz w:val="27"/>
-                <w:szCs w:val="27"/>
-              </w:rPr>
-            </w:pPr>
-            <w:r>
-              <w:rPr>
-                <w:rFonts w:ascii="Courier" w:hAnsi="Courier"/>
-                <w:color w:val="000000"/>
-                <w:sz w:val="27"/>
-                <w:szCs w:val="27"/>
+                <w:color w:val="000000"/>
+              </w:rPr>
+            </w:pPr>
+            <w:r>
+              <w:rPr>
+                <w:color w:val="000000"/>
               </w:rPr>
               <w:t>35</w:t>
             </w:r>
@@ -1926,18 +1645,12 @@
           <w:p>
             <w:pPr>
               <w:rPr>
-                <w:rFonts w:ascii="Courier" w:hAnsi="Courier"/>
-                <w:color w:val="000000"/>
-                <w:sz w:val="27"/>
-                <w:szCs w:val="27"/>
-              </w:rPr>
-            </w:pPr>
-            <w:r>
-              <w:rPr>
-                <w:rFonts w:ascii="Courier" w:hAnsi="Courier"/>
-                <w:color w:val="000000"/>
-                <w:sz w:val="27"/>
-                <w:szCs w:val="27"/>
+                <w:color w:val="000000"/>
+              </w:rPr>
+            </w:pPr>
+            <w:r>
+              <w:rPr>
+                <w:color w:val="000000"/>
               </w:rPr>
               <w:t>5</w:t>
             </w:r>
@@ -1950,8 +1663,6 @@
         <w:spacing w:after="60"/>
         <w:rPr>
           <w:color w:val="000000" w:themeColor="text1"/>
-          <w:sz w:val="20"/>
-          <w:szCs w:val="20"/>
         </w:rPr>
       </w:pPr>
     </w:p>
@@ -1961,25 +1672,19 @@
         <w:spacing w:before="160" w:after="60"/>
         <w:rPr>
           <w:color w:val="000000" w:themeColor="text1"/>
-          <w:sz w:val="20"/>
-          <w:szCs w:val="20"/>
-        </w:rPr>
-      </w:pPr>
-      <w:r>
-        <w:rPr>
-          <w:b/>
-          <w:bCs/>
-          <w:color w:val="000000" w:themeColor="text1"/>
-          <w:sz w:val="20"/>
-          <w:szCs w:val="20"/>
+        </w:rPr>
+      </w:pPr>
+      <w:r>
+        <w:rPr>
+          <w:b/>
+          <w:bCs/>
+          <w:color w:val="000000" w:themeColor="text1"/>
         </w:rPr>
         <w:t>Задача 6. Арбузы</w:t>
       </w:r>
       <w:r>
         <w:rPr>
           <w:color w:val="000000" w:themeColor="text1"/>
-          <w:sz w:val="20"/>
-          <w:szCs w:val="20"/>
         </w:rPr>
         <w:t xml:space="preserve"> (уровень B)</w:t>
       </w:r>
@@ -2012,7 +1717,7 @@
         <w:t xml:space="preserve"> </w:t>
       </w:r>
       <w:r>
-        <w:t>задано одно число N – количество арбузов. Вторая строка содержит N чисел, записанных через пробел. Здесь каждое число – это масса соответствующего арбуза. Все числа натуральные и не превышают 30000.</w:t>
+        <w:t>задано одно число N – количество арбузов. Вторая строка содержит N чисел. Здесь каждое число – это масса соответствующего арбуза. Все числа натуральные и не превышают 30000.</w:t>
       </w:r>
     </w:p>
     <w:p>
@@ -2080,17 +1785,13 @@
                 <w:b/>
                 <w:bCs/>
                 <w:color w:val="000000" w:themeColor="text1"/>
-                <w:sz w:val="20"/>
-                <w:szCs w:val="20"/>
-              </w:rPr>
-            </w:pPr>
-            <w:r>
-              <w:rPr>
-                <w:b/>
-                <w:bCs/>
-                <w:color w:val="000000" w:themeColor="text1"/>
-                <w:sz w:val="20"/>
-                <w:szCs w:val="20"/>
+              </w:rPr>
+            </w:pPr>
+            <w:r>
+              <w:rPr>
+                <w:b/>
+                <w:bCs/>
+                <w:color w:val="000000" w:themeColor="text1"/>
               </w:rPr>
               <w:t>№</w:t>
             </w:r>
@@ -2110,17 +1811,13 @@
                 <w:b/>
                 <w:bCs/>
                 <w:color w:val="000000" w:themeColor="text1"/>
-                <w:sz w:val="20"/>
-                <w:szCs w:val="20"/>
-              </w:rPr>
-            </w:pPr>
-            <w:r>
-              <w:rPr>
-                <w:b/>
-                <w:bCs/>
-                <w:color w:val="000000" w:themeColor="text1"/>
-                <w:sz w:val="20"/>
-                <w:szCs w:val="20"/>
+              </w:rPr>
+            </w:pPr>
+            <w:r>
+              <w:rPr>
+                <w:b/>
+                <w:bCs/>
+                <w:color w:val="000000" w:themeColor="text1"/>
               </w:rPr>
               <w:t>INPUT</w:t>
             </w:r>
@@ -2140,17 +1837,13 @@
                 <w:b/>
                 <w:bCs/>
                 <w:color w:val="000000" w:themeColor="text1"/>
-                <w:sz w:val="20"/>
-                <w:szCs w:val="20"/>
-              </w:rPr>
-            </w:pPr>
-            <w:r>
-              <w:rPr>
-                <w:b/>
-                <w:bCs/>
-                <w:color w:val="000000" w:themeColor="text1"/>
-                <w:sz w:val="20"/>
-                <w:szCs w:val="20"/>
+              </w:rPr>
+            </w:pPr>
+            <w:r>
+              <w:rPr>
+                <w:b/>
+                <w:bCs/>
+                <w:color w:val="000000" w:themeColor="text1"/>
               </w:rPr>
               <w:t>OUTPUT</w:t>
             </w:r>
@@ -2173,15 +1866,11 @@
               <w:jc w:val="center"/>
               <w:rPr>
                 <w:color w:val="000000" w:themeColor="text1"/>
-                <w:sz w:val="20"/>
-                <w:szCs w:val="20"/>
-              </w:rPr>
-            </w:pPr>
-            <w:r>
-              <w:rPr>
-                <w:color w:val="000000" w:themeColor="text1"/>
-                <w:sz w:val="20"/>
-                <w:szCs w:val="20"/>
+              </w:rPr>
+            </w:pPr>
+            <w:r>
+              <w:rPr>
+                <w:color w:val="000000" w:themeColor="text1"/>
               </w:rPr>
               <w:t>1</w:t>
             </w:r>
@@ -2197,23 +1886,17 @@
             <w:pPr>
               <w:rPr>
                 <w:color w:val="000000" w:themeColor="text1"/>
-                <w:sz w:val="20"/>
-                <w:szCs w:val="20"/>
-              </w:rPr>
-            </w:pPr>
-            <w:r>
-              <w:rPr>
-                <w:color w:val="000000" w:themeColor="text1"/>
-                <w:sz w:val="20"/>
-                <w:szCs w:val="20"/>
+              </w:rPr>
+            </w:pPr>
+            <w:r>
+              <w:rPr>
+                <w:color w:val="000000" w:themeColor="text1"/>
               </w:rPr>
               <w:t>5</w:t>
             </w:r>
             <w:r>
               <w:rPr>
                 <w:color w:val="000000" w:themeColor="text1"/>
-                <w:sz w:val="20"/>
-                <w:szCs w:val="20"/>
               </w:rPr>
               <w:br/>
               <w:t>5 1 6 5 9</w:t>
@@ -2230,15 +1913,11 @@
             <w:pPr>
               <w:rPr>
                 <w:color w:val="000000" w:themeColor="text1"/>
-                <w:sz w:val="20"/>
-                <w:szCs w:val="20"/>
-              </w:rPr>
-            </w:pPr>
-            <w:r>
-              <w:rPr>
-                <w:color w:val="000000" w:themeColor="text1"/>
-                <w:sz w:val="20"/>
-                <w:szCs w:val="20"/>
+              </w:rPr>
+            </w:pPr>
+            <w:r>
+              <w:rPr>
+                <w:color w:val="000000" w:themeColor="text1"/>
               </w:rPr>
               <w:t>1 9</w:t>
             </w:r>
@@ -2251,8 +1930,6 @@
         <w:spacing w:after="60"/>
         <w:rPr>
           <w:color w:val="000000" w:themeColor="text1"/>
-          <w:sz w:val="20"/>
-          <w:szCs w:val="20"/>
         </w:rPr>
       </w:pPr>
     </w:p>
@@ -2262,32 +1939,25 @@
         <w:spacing w:before="160" w:after="60"/>
         <w:rPr>
           <w:color w:val="000000" w:themeColor="text1"/>
-          <w:sz w:val="20"/>
-          <w:szCs w:val="20"/>
-        </w:rPr>
-      </w:pPr>
-      <w:r>
-        <w:rPr>
-          <w:b/>
-          <w:bCs/>
-          <w:color w:val="000000" w:themeColor="text1"/>
-          <w:sz w:val="20"/>
-          <w:szCs w:val="20"/>
+        </w:rPr>
+      </w:pPr>
+      <w:r>
+        <w:rPr>
+          <w:b/>
+          <w:bCs/>
+          <w:color w:val="000000" w:themeColor="text1"/>
         </w:rPr>
         <w:t>Задача 7. Загадка</w:t>
       </w:r>
       <w:r>
         <w:rPr>
           <w:color w:val="000000" w:themeColor="text1"/>
-          <w:sz w:val="20"/>
-          <w:szCs w:val="20"/>
         </w:rPr>
         <w:t xml:space="preserve"> (уровень B)</w:t>
       </w:r>
     </w:p>
     <w:p>
       <w:r>
-        <w:lastRenderedPageBreak/>
         <w:t>Петя и Катя – брат и сестра. Петя – студент, а Катя – школьница. Петя помогает Кате по математике. Он задумывает два натуральных числа X и Y (X,Y≤1000), а Катя должна их отгадать. Для этого Петя делает две подсказки. Он называет сумму этих чисел S и их произведение P. Помогите Кате отгадать задуманные Петей числа.</w:t>
       </w:r>
     </w:p>
@@ -2382,17 +2052,13 @@
                 <w:b/>
                 <w:bCs/>
                 <w:color w:val="000000" w:themeColor="text1"/>
-                <w:sz w:val="20"/>
-                <w:szCs w:val="20"/>
-              </w:rPr>
-            </w:pPr>
-            <w:r>
-              <w:rPr>
-                <w:b/>
-                <w:bCs/>
-                <w:color w:val="000000" w:themeColor="text1"/>
-                <w:sz w:val="20"/>
-                <w:szCs w:val="20"/>
+              </w:rPr>
+            </w:pPr>
+            <w:r>
+              <w:rPr>
+                <w:b/>
+                <w:bCs/>
+                <w:color w:val="000000" w:themeColor="text1"/>
               </w:rPr>
               <w:t>№</w:t>
             </w:r>
@@ -2412,17 +2078,13 @@
                 <w:b/>
                 <w:bCs/>
                 <w:color w:val="000000" w:themeColor="text1"/>
-                <w:sz w:val="20"/>
-                <w:szCs w:val="20"/>
-              </w:rPr>
-            </w:pPr>
-            <w:r>
-              <w:rPr>
-                <w:b/>
-                <w:bCs/>
-                <w:color w:val="000000" w:themeColor="text1"/>
-                <w:sz w:val="20"/>
-                <w:szCs w:val="20"/>
+              </w:rPr>
+            </w:pPr>
+            <w:r>
+              <w:rPr>
+                <w:b/>
+                <w:bCs/>
+                <w:color w:val="000000" w:themeColor="text1"/>
               </w:rPr>
               <w:t>INPUT</w:t>
             </w:r>
@@ -2442,17 +2104,13 @@
                 <w:b/>
                 <w:bCs/>
                 <w:color w:val="000000" w:themeColor="text1"/>
-                <w:sz w:val="20"/>
-                <w:szCs w:val="20"/>
-              </w:rPr>
-            </w:pPr>
-            <w:r>
-              <w:rPr>
-                <w:b/>
-                <w:bCs/>
-                <w:color w:val="000000" w:themeColor="text1"/>
-                <w:sz w:val="20"/>
-                <w:szCs w:val="20"/>
+              </w:rPr>
+            </w:pPr>
+            <w:r>
+              <w:rPr>
+                <w:b/>
+                <w:bCs/>
+                <w:color w:val="000000" w:themeColor="text1"/>
               </w:rPr>
               <w:t>OUTPUT</w:t>
             </w:r>
@@ -2475,15 +2133,11 @@
               <w:jc w:val="center"/>
               <w:rPr>
                 <w:color w:val="000000" w:themeColor="text1"/>
-                <w:sz w:val="20"/>
-                <w:szCs w:val="20"/>
-              </w:rPr>
-            </w:pPr>
-            <w:r>
-              <w:rPr>
-                <w:color w:val="000000" w:themeColor="text1"/>
-                <w:sz w:val="20"/>
-                <w:szCs w:val="20"/>
+              </w:rPr>
+            </w:pPr>
+            <w:r>
+              <w:rPr>
+                <w:color w:val="000000" w:themeColor="text1"/>
               </w:rPr>
               <w:t>1</w:t>
             </w:r>
@@ -2500,15 +2154,11 @@
             <w:pPr>
               <w:rPr>
                 <w:color w:val="000000" w:themeColor="text1"/>
-                <w:sz w:val="20"/>
-                <w:szCs w:val="20"/>
-              </w:rPr>
-            </w:pPr>
-            <w:r>
-              <w:rPr>
-                <w:color w:val="000000" w:themeColor="text1"/>
-                <w:sz w:val="20"/>
-                <w:szCs w:val="20"/>
+              </w:rPr>
+            </w:pPr>
+            <w:r>
+              <w:rPr>
+                <w:color w:val="000000" w:themeColor="text1"/>
               </w:rPr>
               <w:t>4 4</w:t>
             </w:r>
@@ -2526,15 +2176,11 @@
               <w:ind w:right="713"/>
               <w:rPr>
                 <w:color w:val="000000" w:themeColor="text1"/>
-                <w:sz w:val="20"/>
-                <w:szCs w:val="20"/>
-              </w:rPr>
-            </w:pPr>
-            <w:r>
-              <w:rPr>
-                <w:color w:val="000000" w:themeColor="text1"/>
-                <w:sz w:val="20"/>
-                <w:szCs w:val="20"/>
+              </w:rPr>
+            </w:pPr>
+            <w:r>
+              <w:rPr>
+                <w:color w:val="000000" w:themeColor="text1"/>
               </w:rPr>
               <w:t>2 2</w:t>
             </w:r>
@@ -2557,15 +2203,11 @@
               <w:jc w:val="center"/>
               <w:rPr>
                 <w:color w:val="000000" w:themeColor="text1"/>
-                <w:sz w:val="20"/>
-                <w:szCs w:val="20"/>
-              </w:rPr>
-            </w:pPr>
-            <w:r>
-              <w:rPr>
-                <w:color w:val="000000" w:themeColor="text1"/>
-                <w:sz w:val="20"/>
-                <w:szCs w:val="20"/>
+              </w:rPr>
+            </w:pPr>
+            <w:r>
+              <w:rPr>
+                <w:color w:val="000000" w:themeColor="text1"/>
               </w:rPr>
               <w:t>2</w:t>
             </w:r>
@@ -2582,15 +2224,11 @@
             <w:pPr>
               <w:rPr>
                 <w:color w:val="000000" w:themeColor="text1"/>
-                <w:sz w:val="20"/>
-                <w:szCs w:val="20"/>
-              </w:rPr>
-            </w:pPr>
-            <w:r>
-              <w:rPr>
-                <w:color w:val="000000" w:themeColor="text1"/>
-                <w:sz w:val="20"/>
-                <w:szCs w:val="20"/>
+              </w:rPr>
+            </w:pPr>
+            <w:r>
+              <w:rPr>
+                <w:color w:val="000000" w:themeColor="text1"/>
               </w:rPr>
               <w:t>5 6</w:t>
             </w:r>
@@ -2607,15 +2245,11 @@
             <w:pPr>
               <w:rPr>
                 <w:color w:val="000000" w:themeColor="text1"/>
-                <w:sz w:val="20"/>
-                <w:szCs w:val="20"/>
-              </w:rPr>
-            </w:pPr>
-            <w:r>
-              <w:rPr>
-                <w:color w:val="000000" w:themeColor="text1"/>
-                <w:sz w:val="20"/>
-                <w:szCs w:val="20"/>
+              </w:rPr>
+            </w:pPr>
+            <w:r>
+              <w:rPr>
+                <w:color w:val="000000" w:themeColor="text1"/>
               </w:rPr>
               <w:t>2 3</w:t>
             </w:r>
@@ -2628,8 +2262,6 @@
         <w:spacing w:after="60"/>
         <w:rPr>
           <w:color w:val="000000" w:themeColor="text1"/>
-          <w:sz w:val="20"/>
-          <w:szCs w:val="20"/>
         </w:rPr>
       </w:pPr>
     </w:p>
@@ -2639,25 +2271,19 @@
         <w:spacing w:before="160" w:after="60"/>
         <w:rPr>
           <w:color w:val="000000" w:themeColor="text1"/>
-          <w:sz w:val="20"/>
-          <w:szCs w:val="20"/>
-        </w:rPr>
-      </w:pPr>
-      <w:r>
-        <w:rPr>
-          <w:b/>
-          <w:bCs/>
-          <w:color w:val="000000" w:themeColor="text1"/>
-          <w:sz w:val="20"/>
-          <w:szCs w:val="20"/>
+        </w:rPr>
+      </w:pPr>
+      <w:r>
+        <w:rPr>
+          <w:b/>
+          <w:bCs/>
+          <w:color w:val="000000" w:themeColor="text1"/>
         </w:rPr>
         <w:t>Задача 8. Нули</w:t>
       </w:r>
       <w:r>
         <w:rPr>
           <w:color w:val="000000" w:themeColor="text1"/>
-          <w:sz w:val="20"/>
-          <w:szCs w:val="20"/>
         </w:rPr>
         <w:t xml:space="preserve"> (уровень B)</w:t>
       </w:r>
@@ -2679,6 +2305,7 @@
           <w:b/>
           <w:bCs/>
         </w:rPr>
+        <w:lastRenderedPageBreak/>
         <w:t>Входные данные</w:t>
       </w:r>
     </w:p>
@@ -2752,17 +2379,13 @@
                 <w:b/>
                 <w:bCs/>
                 <w:color w:val="000000" w:themeColor="text1"/>
-                <w:sz w:val="20"/>
-                <w:szCs w:val="20"/>
-              </w:rPr>
-            </w:pPr>
-            <w:r>
-              <w:rPr>
-                <w:b/>
-                <w:bCs/>
-                <w:color w:val="000000" w:themeColor="text1"/>
-                <w:sz w:val="20"/>
-                <w:szCs w:val="20"/>
+              </w:rPr>
+            </w:pPr>
+            <w:r>
+              <w:rPr>
+                <w:b/>
+                <w:bCs/>
+                <w:color w:val="000000" w:themeColor="text1"/>
               </w:rPr>
               <w:t>№</w:t>
             </w:r>
@@ -2782,17 +2405,13 @@
                 <w:b/>
                 <w:bCs/>
                 <w:color w:val="000000" w:themeColor="text1"/>
-                <w:sz w:val="20"/>
-                <w:szCs w:val="20"/>
-              </w:rPr>
-            </w:pPr>
-            <w:r>
-              <w:rPr>
-                <w:b/>
-                <w:bCs/>
-                <w:color w:val="000000" w:themeColor="text1"/>
-                <w:sz w:val="20"/>
-                <w:szCs w:val="20"/>
+              </w:rPr>
+            </w:pPr>
+            <w:r>
+              <w:rPr>
+                <w:b/>
+                <w:bCs/>
+                <w:color w:val="000000" w:themeColor="text1"/>
               </w:rPr>
               <w:t>INPUT.TXT</w:t>
             </w:r>
@@ -2812,17 +2431,13 @@
                 <w:b/>
                 <w:bCs/>
                 <w:color w:val="000000" w:themeColor="text1"/>
-                <w:sz w:val="20"/>
-                <w:szCs w:val="20"/>
-              </w:rPr>
-            </w:pPr>
-            <w:r>
-              <w:rPr>
-                <w:b/>
-                <w:bCs/>
-                <w:color w:val="000000" w:themeColor="text1"/>
-                <w:sz w:val="20"/>
-                <w:szCs w:val="20"/>
+              </w:rPr>
+            </w:pPr>
+            <w:r>
+              <w:rPr>
+                <w:b/>
+                <w:bCs/>
+                <w:color w:val="000000" w:themeColor="text1"/>
               </w:rPr>
               <w:t>OUTPUT.TXT</w:t>
             </w:r>
@@ -2845,15 +2460,11 @@
               <w:jc w:val="center"/>
               <w:rPr>
                 <w:color w:val="000000" w:themeColor="text1"/>
-                <w:sz w:val="20"/>
-                <w:szCs w:val="20"/>
-              </w:rPr>
-            </w:pPr>
-            <w:r>
-              <w:rPr>
-                <w:color w:val="000000" w:themeColor="text1"/>
-                <w:sz w:val="20"/>
-                <w:szCs w:val="20"/>
+              </w:rPr>
+            </w:pPr>
+            <w:r>
+              <w:rPr>
+                <w:color w:val="000000" w:themeColor="text1"/>
               </w:rPr>
               <w:t>1</w:t>
             </w:r>
@@ -2870,15 +2481,11 @@
             <w:pPr>
               <w:rPr>
                 <w:color w:val="000000" w:themeColor="text1"/>
-                <w:sz w:val="20"/>
-                <w:szCs w:val="20"/>
-              </w:rPr>
-            </w:pPr>
-            <w:r>
-              <w:rPr>
-                <w:color w:val="000000" w:themeColor="text1"/>
-                <w:sz w:val="20"/>
-                <w:szCs w:val="20"/>
+              </w:rPr>
+            </w:pPr>
+            <w:r>
+              <w:rPr>
+                <w:color w:val="000000" w:themeColor="text1"/>
               </w:rPr>
               <w:t>00101110000110</w:t>
             </w:r>
@@ -2895,15 +2502,11 @@
             <w:pPr>
               <w:rPr>
                 <w:color w:val="000000" w:themeColor="text1"/>
-                <w:sz w:val="20"/>
-                <w:szCs w:val="20"/>
-              </w:rPr>
-            </w:pPr>
-            <w:r>
-              <w:rPr>
-                <w:color w:val="000000" w:themeColor="text1"/>
-                <w:sz w:val="20"/>
-                <w:szCs w:val="20"/>
+              </w:rPr>
+            </w:pPr>
+            <w:r>
+              <w:rPr>
+                <w:color w:val="000000" w:themeColor="text1"/>
               </w:rPr>
               <w:t>4</w:t>
             </w:r>
@@ -2916,8 +2519,6 @@
         <w:spacing w:after="60"/>
         <w:rPr>
           <w:color w:val="000000" w:themeColor="text1"/>
-          <w:sz w:val="20"/>
-          <w:szCs w:val="20"/>
         </w:rPr>
       </w:pPr>
     </w:p>
@@ -2927,25 +2528,19 @@
         <w:spacing w:before="160" w:after="60"/>
         <w:rPr>
           <w:color w:val="000000" w:themeColor="text1"/>
-          <w:sz w:val="20"/>
-          <w:szCs w:val="20"/>
-        </w:rPr>
-      </w:pPr>
-      <w:r>
-        <w:rPr>
-          <w:b/>
-          <w:bCs/>
-          <w:color w:val="000000" w:themeColor="text1"/>
-          <w:sz w:val="20"/>
-          <w:szCs w:val="20"/>
+        </w:rPr>
+      </w:pPr>
+      <w:r>
+        <w:rPr>
+          <w:b/>
+          <w:bCs/>
+          <w:color w:val="000000" w:themeColor="text1"/>
         </w:rPr>
         <w:t>Задача 9. Домашнее задание</w:t>
       </w:r>
       <w:r>
         <w:rPr>
           <w:color w:val="000000" w:themeColor="text1"/>
-          <w:sz w:val="20"/>
-          <w:szCs w:val="20"/>
         </w:rPr>
         <w:t xml:space="preserve"> (уровень C)</w:t>
       </w:r>
@@ -2955,15 +2550,11 @@
         <w:spacing w:after="60"/>
         <w:rPr>
           <w:color w:val="000000" w:themeColor="text1"/>
-          <w:sz w:val="20"/>
-          <w:szCs w:val="20"/>
-        </w:rPr>
-      </w:pPr>
-      <w:r>
-        <w:rPr>
-          <w:color w:val="000000" w:themeColor="text1"/>
-          <w:sz w:val="20"/>
-          <w:szCs w:val="20"/>
+        </w:rPr>
+      </w:pPr>
+      <w:r>
+        <w:rPr>
+          <w:color w:val="000000" w:themeColor="text1"/>
         </w:rPr>
         <w:t>В заданном наборе целых чисел нужно найти сумму всех положительных элементов, затем найти, где в последовательности находятся максимальный и минимальный элементы, и вычислить произведение чисел, расположенных между ними. Минимальный и максимальный элементы встречаются в наборе только один раз. (Условие приведено сокращённо.)</w:t>
       </w:r>
@@ -2973,33 +2564,25 @@
         <w:spacing w:after="40"/>
         <w:rPr>
           <w:color w:val="000000" w:themeColor="text1"/>
-          <w:sz w:val="20"/>
-          <w:szCs w:val="20"/>
-        </w:rPr>
-      </w:pPr>
-      <w:r>
-        <w:rPr>
-          <w:b/>
-          <w:bCs/>
-          <w:color w:val="000000" w:themeColor="text1"/>
-          <w:sz w:val="20"/>
-          <w:szCs w:val="20"/>
+        </w:rPr>
+      </w:pPr>
+      <w:r>
+        <w:rPr>
+          <w:b/>
+          <w:bCs/>
+          <w:color w:val="000000" w:themeColor="text1"/>
         </w:rPr>
         <w:t>Входные данные:</w:t>
       </w:r>
       <w:r>
         <w:rPr>
           <w:color w:val="000000" w:themeColor="text1"/>
-          <w:sz w:val="20"/>
-          <w:szCs w:val="20"/>
         </w:rPr>
         <w:t xml:space="preserve"> В первой строке </w:t>
       </w:r>
       <w:r>
         <w:rPr>
           <w:color w:val="000000" w:themeColor="text1"/>
-          <w:sz w:val="20"/>
-          <w:szCs w:val="20"/>
           <w:lang w:val="kk-KZ"/>
         </w:rPr>
         <w:t>-</w:t>
@@ -3007,8 +2590,6 @@
       <w:r>
         <w:rPr>
           <w:color w:val="000000" w:themeColor="text1"/>
-          <w:sz w:val="20"/>
-          <w:szCs w:val="20"/>
         </w:rPr>
         <w:t xml:space="preserve"> число N, количество элементов. Во второй строке — N целых чисел.</w:t>
       </w:r>
@@ -3018,25 +2599,19 @@
         <w:spacing w:after="60"/>
         <w:rPr>
           <w:color w:val="000000" w:themeColor="text1"/>
-          <w:sz w:val="20"/>
-          <w:szCs w:val="20"/>
-        </w:rPr>
-      </w:pPr>
-      <w:r>
-        <w:rPr>
-          <w:b/>
-          <w:bCs/>
-          <w:color w:val="000000" w:themeColor="text1"/>
-          <w:sz w:val="20"/>
-          <w:szCs w:val="20"/>
+        </w:rPr>
+      </w:pPr>
+      <w:r>
+        <w:rPr>
+          <w:b/>
+          <w:bCs/>
+          <w:color w:val="000000" w:themeColor="text1"/>
         </w:rPr>
         <w:t>Выходные данные:</w:t>
       </w:r>
       <w:r>
         <w:rPr>
           <w:color w:val="000000" w:themeColor="text1"/>
-          <w:sz w:val="20"/>
-          <w:szCs w:val="20"/>
         </w:rPr>
         <w:t xml:space="preserve"> Два числа: сумма положительных элементов и произведение чисел между минимальным и максимальным элементами </w:t>
       </w:r>
@@ -3077,8 +2652,6 @@
                 <w:b/>
                 <w:bCs/>
                 <w:color w:val="006600"/>
-                <w:sz w:val="20"/>
-                <w:szCs w:val="20"/>
               </w:rPr>
             </w:pPr>
             <w:r>
@@ -3086,8 +2659,6 @@
                 <w:b/>
                 <w:bCs/>
                 <w:color w:val="006600"/>
-                <w:sz w:val="20"/>
-                <w:szCs w:val="20"/>
               </w:rPr>
               <w:t>№</w:t>
             </w:r>
@@ -3107,8 +2678,6 @@
                 <w:b/>
                 <w:bCs/>
                 <w:color w:val="006600"/>
-                <w:sz w:val="20"/>
-                <w:szCs w:val="20"/>
               </w:rPr>
             </w:pPr>
             <w:r>
@@ -3116,8 +2685,6 @@
                 <w:b/>
                 <w:bCs/>
                 <w:color w:val="006600"/>
-                <w:sz w:val="20"/>
-                <w:szCs w:val="20"/>
               </w:rPr>
               <w:t>INPUT</w:t>
             </w:r>
@@ -3137,8 +2704,6 @@
                 <w:b/>
                 <w:bCs/>
                 <w:color w:val="006600"/>
-                <w:sz w:val="20"/>
-                <w:szCs w:val="20"/>
               </w:rPr>
             </w:pPr>
             <w:r>
@@ -3146,8 +2711,6 @@
                 <w:b/>
                 <w:bCs/>
                 <w:color w:val="006600"/>
-                <w:sz w:val="20"/>
-                <w:szCs w:val="20"/>
               </w:rPr>
               <w:t>OUTPUT</w:t>
             </w:r>
@@ -3170,15 +2733,11 @@
               <w:jc w:val="center"/>
               <w:rPr>
                 <w:color w:val="000000"/>
-                <w:sz w:val="20"/>
-                <w:szCs w:val="20"/>
-              </w:rPr>
-            </w:pPr>
-            <w:r>
-              <w:rPr>
-                <w:color w:val="000000"/>
-                <w:sz w:val="20"/>
-                <w:szCs w:val="20"/>
+              </w:rPr>
+            </w:pPr>
+            <w:r>
+              <w:rPr>
+                <w:color w:val="000000"/>
               </w:rPr>
               <w:t>1</w:t>
             </w:r>
@@ -3195,23 +2754,17 @@
             <w:pPr>
               <w:rPr>
                 <w:color w:val="000000"/>
-                <w:sz w:val="20"/>
-                <w:szCs w:val="20"/>
-              </w:rPr>
-            </w:pPr>
-            <w:r>
-              <w:rPr>
-                <w:color w:val="000000"/>
-                <w:sz w:val="20"/>
-                <w:szCs w:val="20"/>
+              </w:rPr>
+            </w:pPr>
+            <w:r>
+              <w:rPr>
+                <w:color w:val="000000"/>
               </w:rPr>
               <w:t>5</w:t>
             </w:r>
             <w:r>
               <w:rPr>
                 <w:color w:val="000000"/>
-                <w:sz w:val="20"/>
-                <w:szCs w:val="20"/>
               </w:rPr>
               <w:br/>
               <w:t>-7 5 -1 3 9</w:t>
@@ -3228,15 +2781,11 @@
             <w:pPr>
               <w:rPr>
                 <w:color w:val="000000"/>
-                <w:sz w:val="20"/>
-                <w:szCs w:val="20"/>
-              </w:rPr>
-            </w:pPr>
-            <w:r>
-              <w:rPr>
-                <w:color w:val="000000"/>
-                <w:sz w:val="20"/>
-                <w:szCs w:val="20"/>
+              </w:rPr>
+            </w:pPr>
+            <w:r>
+              <w:rPr>
+                <w:color w:val="000000"/>
               </w:rPr>
               <w:t>17 -15</w:t>
             </w:r>
@@ -3259,15 +2808,11 @@
               <w:jc w:val="center"/>
               <w:rPr>
                 <w:color w:val="000000"/>
-                <w:sz w:val="20"/>
-                <w:szCs w:val="20"/>
-              </w:rPr>
-            </w:pPr>
-            <w:r>
-              <w:rPr>
-                <w:color w:val="000000"/>
-                <w:sz w:val="20"/>
-                <w:szCs w:val="20"/>
+              </w:rPr>
+            </w:pPr>
+            <w:r>
+              <w:rPr>
+                <w:color w:val="000000"/>
               </w:rPr>
               <w:t>2</w:t>
             </w:r>
@@ -3284,23 +2829,17 @@
             <w:pPr>
               <w:rPr>
                 <w:color w:val="000000"/>
-                <w:sz w:val="20"/>
-                <w:szCs w:val="20"/>
-              </w:rPr>
-            </w:pPr>
-            <w:r>
-              <w:rPr>
-                <w:color w:val="000000"/>
-                <w:sz w:val="20"/>
-                <w:szCs w:val="20"/>
+              </w:rPr>
+            </w:pPr>
+            <w:r>
+              <w:rPr>
+                <w:color w:val="000000"/>
               </w:rPr>
               <w:t>8</w:t>
             </w:r>
             <w:r>
               <w:rPr>
                 <w:color w:val="000000"/>
-                <w:sz w:val="20"/>
-                <w:szCs w:val="20"/>
               </w:rPr>
               <w:br/>
               <w:t>3 14 -9 4 -5 1 -12 4</w:t>
@@ -3317,15 +2856,11 @@
             <w:pPr>
               <w:rPr>
                 <w:color w:val="000000"/>
-                <w:sz w:val="20"/>
-                <w:szCs w:val="20"/>
-              </w:rPr>
-            </w:pPr>
-            <w:r>
-              <w:rPr>
-                <w:color w:val="000000"/>
-                <w:sz w:val="20"/>
-                <w:szCs w:val="20"/>
+              </w:rPr>
+            </w:pPr>
+            <w:r>
+              <w:rPr>
+                <w:color w:val="000000"/>
               </w:rPr>
               <w:t>26 180</w:t>
             </w:r>
@@ -3348,15 +2883,11 @@
               <w:jc w:val="center"/>
               <w:rPr>
                 <w:color w:val="000000"/>
-                <w:sz w:val="20"/>
-                <w:szCs w:val="20"/>
-              </w:rPr>
-            </w:pPr>
-            <w:r>
-              <w:rPr>
-                <w:color w:val="000000"/>
-                <w:sz w:val="20"/>
-                <w:szCs w:val="20"/>
+              </w:rPr>
+            </w:pPr>
+            <w:r>
+              <w:rPr>
+                <w:color w:val="000000"/>
               </w:rPr>
               <w:t>3</w:t>
             </w:r>
@@ -3373,23 +2904,17 @@
             <w:pPr>
               <w:rPr>
                 <w:color w:val="000000"/>
-                <w:sz w:val="20"/>
-                <w:szCs w:val="20"/>
-              </w:rPr>
-            </w:pPr>
-            <w:r>
-              <w:rPr>
-                <w:color w:val="000000"/>
-                <w:sz w:val="20"/>
-                <w:szCs w:val="20"/>
+              </w:rPr>
+            </w:pPr>
+            <w:r>
+              <w:rPr>
+                <w:color w:val="000000"/>
               </w:rPr>
               <w:t>10</w:t>
             </w:r>
             <w:r>
               <w:rPr>
                 <w:color w:val="000000"/>
-                <w:sz w:val="20"/>
-                <w:szCs w:val="20"/>
               </w:rPr>
               <w:br/>
               <w:t>-5 1 2 3 4 5 6 7 8 -3</w:t>
@@ -3406,15 +2931,11 @@
             <w:pPr>
               <w:rPr>
                 <w:color w:val="000000"/>
-                <w:sz w:val="20"/>
-                <w:szCs w:val="20"/>
-              </w:rPr>
-            </w:pPr>
-            <w:r>
-              <w:rPr>
-                <w:color w:val="000000"/>
-                <w:sz w:val="20"/>
-                <w:szCs w:val="20"/>
+              </w:rPr>
+            </w:pPr>
+            <w:r>
+              <w:rPr>
+                <w:color w:val="000000"/>
               </w:rPr>
               <w:t>36 5040</w:t>
             </w:r>
@@ -3427,8 +2948,6 @@
         <w:spacing w:after="60"/>
         <w:rPr>
           <w:color w:val="000000" w:themeColor="text1"/>
-          <w:sz w:val="20"/>
-          <w:szCs w:val="20"/>
         </w:rPr>
       </w:pPr>
     </w:p>
@@ -3438,37 +2957,31 @@
         <w:spacing w:before="160" w:after="60"/>
         <w:rPr>
           <w:color w:val="000000" w:themeColor="text1"/>
-          <w:sz w:val="20"/>
-          <w:szCs w:val="20"/>
-        </w:rPr>
-      </w:pPr>
-      <w:r>
-        <w:rPr>
-          <w:b/>
-          <w:bCs/>
-          <w:color w:val="000000" w:themeColor="text1"/>
-          <w:sz w:val="20"/>
-          <w:szCs w:val="20"/>
+        </w:rPr>
+      </w:pPr>
+      <w:r>
+        <w:rPr>
+          <w:b/>
+          <w:bCs/>
+          <w:color w:val="000000" w:themeColor="text1"/>
         </w:rPr>
         <w:t>Задача 10. Гипотеза Гольдбаха</w:t>
       </w:r>
       <w:r>
         <w:rPr>
           <w:color w:val="000000" w:themeColor="text1"/>
-          <w:sz w:val="20"/>
-          <w:szCs w:val="20"/>
         </w:rPr>
         <w:t xml:space="preserve"> (уровень C)</w:t>
       </w:r>
     </w:p>
     <w:p>
       <w:r>
-        <w:t xml:space="preserve">Известно, что любое чётное число, большее 2, представимо в виде суммы 2 простых чисел, причём таких разложений может быть несколько. Впервые гипотезу о существовании данного разложения сформулировал математик Х. Гольдбах.</w:t>
-      </w:r>
-    </w:p>
-    <w:p>
-      <w:r>
-        <w:t xml:space="preserve">Требуется написать программу, производящую согласно утверждению Гольдбаха разложение заданного чётного числа. Из всех пар простых чисел, сумма которых равна заданному числу, требуется найти пару, содержащую наименьшее простое число.</w:t>
+        <w:t>Известно, что любое чётное число, большее 2, представимо в виде суммы 2 простых чисел, причём таких разложений может быть несколько. Впервые гипотезу о существовании данного разложения сформулировал математик Х. Гольдбах.</w:t>
+      </w:r>
+    </w:p>
+    <w:p>
+      <w:r>
+        <w:t>Требуется написать программу, производящую согласно утверждению Гольдбаха разложение заданного чётного числа. Из всех пар простых чисел, сумма которых равна заданному числу, требуется найти пару, содержащую наименьшее простое число.</w:t>
       </w:r>
     </w:p>
     <w:p>
@@ -3488,7 +3001,7 @@
     </w:p>
     <w:p>
       <w:r>
-        <w:t xml:space="preserve">Входной файл INPUT содержит чётное число N (4 ≤ N ≤ 998).</w:t>
+        <w:t>Входной файл INPUT содержит чётное число N (4 ≤ N ≤ 998).</w:t>
       </w:r>
     </w:p>
     <w:p>
@@ -3508,7 +3021,7 @@
     </w:p>
     <w:p>
       <w:r>
-        <w:t xml:space="preserve">В выходной файл OUTPUT необходимо вывести два простых числа, сумма которых равна числу N. Первым выводится наименьшее число.</w:t>
+        <w:t>В выходной файл OUTPUT необходимо вывести два простых числа, сумма которых равна числу N. Первым выводится наименьшее число.</w:t>
       </w:r>
     </w:p>
     <w:p>
@@ -3549,7 +3062,6 @@
             <w:pPr>
               <w:jc w:val="center"/>
               <w:rPr>
-                <w:rFonts w:ascii="Times" w:hAnsi="Times"/>
                 <w:b/>
                 <w:bCs/>
                 <w:color w:val="006600"/>
@@ -3557,7 +3069,6 @@
             </w:pPr>
             <w:r>
               <w:rPr>
-                <w:rFonts w:ascii="Times" w:hAnsi="Times"/>
                 <w:b/>
                 <w:bCs/>
                 <w:color w:val="006600"/>
@@ -3577,7 +3088,6 @@
             <w:pPr>
               <w:jc w:val="center"/>
               <w:rPr>
-                <w:rFonts w:ascii="Times" w:hAnsi="Times"/>
                 <w:b/>
                 <w:bCs/>
                 <w:color w:val="006600"/>
@@ -3585,7 +3095,6 @@
             </w:pPr>
             <w:r>
               <w:rPr>
-                <w:rFonts w:ascii="Times" w:hAnsi="Times"/>
                 <w:b/>
                 <w:bCs/>
                 <w:color w:val="006600"/>
@@ -3605,7 +3114,6 @@
             <w:pPr>
               <w:jc w:val="center"/>
               <w:rPr>
-                <w:rFonts w:ascii="Times" w:hAnsi="Times"/>
                 <w:b/>
                 <w:bCs/>
                 <w:color w:val="006600"/>
@@ -3613,7 +3121,6 @@
             </w:pPr>
             <w:r>
               <w:rPr>
-                <w:rFonts w:ascii="Times" w:hAnsi="Times"/>
                 <w:b/>
                 <w:bCs/>
                 <w:color w:val="006600"/>
@@ -3638,18 +3145,12 @@
             <w:pPr>
               <w:jc w:val="center"/>
               <w:rPr>
-                <w:rFonts w:ascii="Courier" w:hAnsi="Courier"/>
-                <w:color w:val="000000"/>
-                <w:sz w:val="27"/>
-                <w:szCs w:val="27"/>
-              </w:rPr>
-            </w:pPr>
-            <w:r>
-              <w:rPr>
-                <w:rFonts w:ascii="Courier" w:hAnsi="Courier"/>
-                <w:color w:val="000000"/>
-                <w:sz w:val="27"/>
-                <w:szCs w:val="27"/>
+                <w:color w:val="000000"/>
+              </w:rPr>
+            </w:pPr>
+            <w:r>
+              <w:rPr>
+                <w:color w:val="000000"/>
               </w:rPr>
               <w:t>1</w:t>
             </w:r>
@@ -3664,18 +3165,12 @@
           <w:p>
             <w:pPr>
               <w:rPr>
-                <w:rFonts w:ascii="Courier" w:hAnsi="Courier"/>
-                <w:color w:val="000000"/>
-                <w:sz w:val="27"/>
-                <w:szCs w:val="27"/>
-              </w:rPr>
-            </w:pPr>
-            <w:r>
-              <w:rPr>
-                <w:rFonts w:ascii="Courier" w:hAnsi="Courier"/>
-                <w:color w:val="000000"/>
-                <w:sz w:val="27"/>
-                <w:szCs w:val="27"/>
+                <w:color w:val="000000"/>
+              </w:rPr>
+            </w:pPr>
+            <w:r>
+              <w:rPr>
+                <w:color w:val="000000"/>
               </w:rPr>
               <w:t>6</w:t>
             </w:r>
@@ -3690,18 +3185,12 @@
           <w:p>
             <w:pPr>
               <w:rPr>
-                <w:rFonts w:ascii="Courier" w:hAnsi="Courier"/>
-                <w:color w:val="000000"/>
-                <w:sz w:val="27"/>
-                <w:szCs w:val="27"/>
-              </w:rPr>
-            </w:pPr>
-            <w:r>
-              <w:rPr>
-                <w:rFonts w:ascii="Courier" w:hAnsi="Courier"/>
-                <w:color w:val="000000"/>
-                <w:sz w:val="27"/>
-                <w:szCs w:val="27"/>
+                <w:color w:val="000000"/>
+              </w:rPr>
+            </w:pPr>
+            <w:r>
+              <w:rPr>
+                <w:color w:val="000000"/>
               </w:rPr>
               <w:t>3 3</w:t>
             </w:r>
@@ -3723,18 +3212,12 @@
             <w:pPr>
               <w:jc w:val="center"/>
               <w:rPr>
-                <w:rFonts w:ascii="Courier" w:hAnsi="Courier"/>
-                <w:color w:val="000000"/>
-                <w:sz w:val="27"/>
-                <w:szCs w:val="27"/>
-              </w:rPr>
-            </w:pPr>
-            <w:r>
-              <w:rPr>
-                <w:rFonts w:ascii="Courier" w:hAnsi="Courier"/>
-                <w:color w:val="000000"/>
-                <w:sz w:val="27"/>
-                <w:szCs w:val="27"/>
+                <w:color w:val="000000"/>
+              </w:rPr>
+            </w:pPr>
+            <w:r>
+              <w:rPr>
+                <w:color w:val="000000"/>
               </w:rPr>
               <w:t>2</w:t>
             </w:r>
@@ -3749,18 +3232,12 @@
           <w:p>
             <w:pPr>
               <w:rPr>
-                <w:rFonts w:ascii="Courier" w:hAnsi="Courier"/>
-                <w:color w:val="000000"/>
-                <w:sz w:val="27"/>
-                <w:szCs w:val="27"/>
-              </w:rPr>
-            </w:pPr>
-            <w:r>
-              <w:rPr>
-                <w:rFonts w:ascii="Courier" w:hAnsi="Courier"/>
-                <w:color w:val="000000"/>
-                <w:sz w:val="27"/>
-                <w:szCs w:val="27"/>
+                <w:color w:val="000000"/>
+              </w:rPr>
+            </w:pPr>
+            <w:r>
+              <w:rPr>
+                <w:color w:val="000000"/>
               </w:rPr>
               <w:t>10</w:t>
             </w:r>
@@ -3775,18 +3252,12 @@
           <w:p>
             <w:pPr>
               <w:rPr>
-                <w:rFonts w:ascii="Courier" w:hAnsi="Courier"/>
-                <w:color w:val="000000"/>
-                <w:sz w:val="27"/>
-                <w:szCs w:val="27"/>
-              </w:rPr>
-            </w:pPr>
-            <w:r>
-              <w:rPr>
-                <w:rFonts w:ascii="Courier" w:hAnsi="Courier"/>
-                <w:color w:val="000000"/>
-                <w:sz w:val="27"/>
-                <w:szCs w:val="27"/>
+                <w:color w:val="000000"/>
+              </w:rPr>
+            </w:pPr>
+            <w:r>
+              <w:rPr>
+                <w:color w:val="000000"/>
               </w:rPr>
               <w:t>3 7</w:t>
             </w:r>
@@ -3802,25 +3273,15 @@
             <w:tcW w:w="0" w:type="auto"/>
             <w:shd w:val="clear" w:color="auto" w:fill="FFFFFF"/>
             <w:vAlign w:val="center"/>
-            <w:hideMark/>
           </w:tcPr>
           <w:p>
             <w:pPr>
               <w:jc w:val="center"/>
               <w:rPr>
-                <w:rFonts w:ascii="Courier" w:hAnsi="Courier"/>
-                <w:color w:val="000000"/>
-                <w:sz w:val="27"/>
-                <w:szCs w:val="27"/>
-              </w:rPr>
-            </w:pPr>
-            <w:r>
-              <w:rPr>
-                <w:rFonts w:ascii="Courier" w:hAnsi="Courier"/>
-                <w:color w:val="000000"/>
-                <w:sz w:val="27"/>
-                <w:szCs w:val="27"/>
-              </w:rPr>
+                <w:color w:val="000000"/>
+              </w:rPr>
+            </w:pPr>
+            <w:r>
               <w:t>3</w:t>
             </w:r>
           </w:p>
@@ -3829,24 +3290,14 @@
           <w:tcPr>
             <w:tcW w:w="0" w:type="auto"/>
             <w:shd w:val="clear" w:color="auto" w:fill="FFFFFF"/>
-            <w:hideMark/>
-          </w:tcPr>
-          <w:p>
-            <w:pPr>
-              <w:rPr>
-                <w:rFonts w:ascii="Courier" w:hAnsi="Courier"/>
-                <w:color w:val="000000"/>
-                <w:sz w:val="27"/>
-                <w:szCs w:val="27"/>
-              </w:rPr>
-            </w:pPr>
-            <w:r>
-              <w:rPr>
-                <w:rFonts w:ascii="Courier" w:hAnsi="Courier"/>
-                <w:color w:val="000000"/>
-                <w:sz w:val="27"/>
-                <w:szCs w:val="27"/>
-              </w:rPr>
+          </w:tcPr>
+          <w:p>
+            <w:pPr>
+              <w:rPr>
+                <w:color w:val="000000"/>
+              </w:rPr>
+            </w:pPr>
+            <w:r>
               <w:t>26</w:t>
             </w:r>
           </w:p>
@@ -3855,26 +3306,47 @@
           <w:tcPr>
             <w:tcW w:w="5287" w:type="dxa"/>
             <w:shd w:val="clear" w:color="auto" w:fill="FFFFFF"/>
-            <w:hideMark/>
-          </w:tcPr>
-          <w:p>
-            <w:pPr>
-              <w:rPr>
-                <w:rFonts w:ascii="Courier" w:hAnsi="Courier"/>
-                <w:color w:val="000000"/>
-                <w:sz w:val="27"/>
-                <w:szCs w:val="27"/>
-              </w:rPr>
-            </w:pPr>
-            <w:r>
-              <w:rPr>
-                <w:rFonts w:ascii="Courier" w:hAnsi="Courier"/>
-                <w:color w:val="000000"/>
-                <w:sz w:val="27"/>
-                <w:szCs w:val="27"/>
-              </w:rPr>
-              <w:t>3 23</w:t>
-            </w:r>
+          </w:tcPr>
+          <w:tbl>
+            <w:tblPr>
+              <w:tblW w:w="0" w:type="auto"/>
+              <w:tblCellSpacing w:w="15" w:type="dxa"/>
+              <w:tblCellMar>
+                <w:top w:w="15" w:type="dxa"/>
+                <w:left w:w="15" w:type="dxa"/>
+                <w:bottom w:w="15" w:type="dxa"/>
+                <w:right w:w="15" w:type="dxa"/>
+              </w:tblCellMar>
+              <w:tblLook w:val="04A0" w:firstRow="1" w:lastRow="0" w:firstColumn="1" w:lastColumn="0" w:noHBand="0" w:noVBand="1"/>
+            </w:tblPr>
+            <w:tblGrid>
+              <w:gridCol w:w="510"/>
+            </w:tblGrid>
+            <w:tr>
+              <w:trPr>
+                <w:tblCellSpacing w:w="15" w:type="dxa"/>
+              </w:trPr>
+              <w:tc>
+                <w:tcPr>
+                  <w:tcW w:w="0" w:type="auto"/>
+                  <w:vAlign w:val="center"/>
+                  <w:hideMark/>
+                </w:tcPr>
+                <w:p>
+                  <w:r>
+                    <w:t>3 23</w:t>
+                  </w:r>
+                </w:p>
+              </w:tc>
+            </w:tr>
+          </w:tbl>
+          <w:p>
+            <w:pPr>
+              <w:rPr>
+                <w:color w:val="000000"/>
+                <w:lang w:val="kk-KZ"/>
+              </w:rPr>
+            </w:pPr>
           </w:p>
         </w:tc>
       </w:tr>
@@ -3887,25 +3359,15 @@
             <w:tcW w:w="0" w:type="auto"/>
             <w:shd w:val="clear" w:color="auto" w:fill="FFFFFF"/>
             <w:vAlign w:val="center"/>
-            <w:hideMark/>
           </w:tcPr>
           <w:p>
             <w:pPr>
               <w:jc w:val="center"/>
               <w:rPr>
-                <w:rFonts w:ascii="Courier" w:hAnsi="Courier"/>
-                <w:color w:val="000000"/>
-                <w:sz w:val="27"/>
-                <w:szCs w:val="27"/>
-              </w:rPr>
-            </w:pPr>
-            <w:r>
-              <w:rPr>
-                <w:rFonts w:ascii="Courier" w:hAnsi="Courier"/>
-                <w:color w:val="000000"/>
-                <w:sz w:val="27"/>
-                <w:szCs w:val="27"/>
-              </w:rPr>
+                <w:color w:val="000000"/>
+              </w:rPr>
+            </w:pPr>
+            <w:r>
               <w:t>4</w:t>
             </w:r>
           </w:p>
@@ -3914,24 +3376,14 @@
           <w:tcPr>
             <w:tcW w:w="0" w:type="auto"/>
             <w:shd w:val="clear" w:color="auto" w:fill="FFFFFF"/>
-            <w:hideMark/>
-          </w:tcPr>
-          <w:p>
-            <w:pPr>
-              <w:rPr>
-                <w:rFonts w:ascii="Courier" w:hAnsi="Courier"/>
-                <w:color w:val="000000"/>
-                <w:sz w:val="27"/>
-                <w:szCs w:val="27"/>
-              </w:rPr>
-            </w:pPr>
-            <w:r>
-              <w:rPr>
-                <w:rFonts w:ascii="Courier" w:hAnsi="Courier"/>
-                <w:color w:val="000000"/>
-                <w:sz w:val="27"/>
-                <w:szCs w:val="27"/>
-              </w:rPr>
+          </w:tcPr>
+          <w:p>
+            <w:pPr>
+              <w:rPr>
+                <w:color w:val="000000"/>
+              </w:rPr>
+            </w:pPr>
+            <w:r>
               <w:t>100</w:t>
             </w:r>
           </w:p>
@@ -3940,24 +3392,14 @@
           <w:tcPr>
             <w:tcW w:w="5287" w:type="dxa"/>
             <w:shd w:val="clear" w:color="auto" w:fill="FFFFFF"/>
-            <w:hideMark/>
-          </w:tcPr>
-          <w:p>
-            <w:pPr>
-              <w:rPr>
-                <w:rFonts w:ascii="Courier" w:hAnsi="Courier"/>
-                <w:color w:val="000000"/>
-                <w:sz w:val="27"/>
-                <w:szCs w:val="27"/>
-              </w:rPr>
-            </w:pPr>
-            <w:r>
-              <w:rPr>
-                <w:rFonts w:ascii="Courier" w:hAnsi="Courier"/>
-                <w:color w:val="000000"/>
-                <w:sz w:val="27"/>
-                <w:szCs w:val="27"/>
-              </w:rPr>
+          </w:tcPr>
+          <w:p>
+            <w:pPr>
+              <w:rPr>
+                <w:color w:val="000000"/>
+              </w:rPr>
+            </w:pPr>
+            <w:r>
               <w:t>3 97</w:t>
             </w:r>
           </w:p>
@@ -3972,25 +3414,15 @@
             <w:tcW w:w="0" w:type="auto"/>
             <w:shd w:val="clear" w:color="auto" w:fill="FFFFFF"/>
             <w:vAlign w:val="center"/>
-            <w:hideMark/>
           </w:tcPr>
           <w:p>
             <w:pPr>
               <w:jc w:val="center"/>
               <w:rPr>
-                <w:rFonts w:ascii="Courier" w:hAnsi="Courier"/>
-                <w:color w:val="000000"/>
-                <w:sz w:val="27"/>
-                <w:szCs w:val="27"/>
-              </w:rPr>
-            </w:pPr>
-            <w:r>
-              <w:rPr>
-                <w:rFonts w:ascii="Courier" w:hAnsi="Courier"/>
-                <w:color w:val="000000"/>
-                <w:sz w:val="27"/>
-                <w:szCs w:val="27"/>
-              </w:rPr>
+                <w:color w:val="000000"/>
+              </w:rPr>
+            </w:pPr>
+            <w:r>
               <w:t>5</w:t>
             </w:r>
           </w:p>
@@ -3999,24 +3431,14 @@
           <w:tcPr>
             <w:tcW w:w="0" w:type="auto"/>
             <w:shd w:val="clear" w:color="auto" w:fill="FFFFFF"/>
-            <w:hideMark/>
-          </w:tcPr>
-          <w:p>
-            <w:pPr>
-              <w:rPr>
-                <w:rFonts w:ascii="Courier" w:hAnsi="Courier"/>
-                <w:color w:val="000000"/>
-                <w:sz w:val="27"/>
-                <w:szCs w:val="27"/>
-              </w:rPr>
-            </w:pPr>
-            <w:r>
-              <w:rPr>
-                <w:rFonts w:ascii="Courier" w:hAnsi="Courier"/>
-                <w:color w:val="000000"/>
-                <w:sz w:val="27"/>
-                <w:szCs w:val="27"/>
-              </w:rPr>
+          </w:tcPr>
+          <w:p>
+            <w:pPr>
+              <w:rPr>
+                <w:color w:val="000000"/>
+              </w:rPr>
+            </w:pPr>
+            <w:r>
               <w:t>998</w:t>
             </w:r>
           </w:p>
@@ -4025,24 +3447,14 @@
           <w:tcPr>
             <w:tcW w:w="5287" w:type="dxa"/>
             <w:shd w:val="clear" w:color="auto" w:fill="FFFFFF"/>
-            <w:hideMark/>
-          </w:tcPr>
-          <w:p>
-            <w:pPr>
-              <w:rPr>
-                <w:rFonts w:ascii="Courier" w:hAnsi="Courier"/>
-                <w:color w:val="000000"/>
-                <w:sz w:val="27"/>
-                <w:szCs w:val="27"/>
-              </w:rPr>
-            </w:pPr>
-            <w:r>
-              <w:rPr>
-                <w:rFonts w:ascii="Courier" w:hAnsi="Courier"/>
-                <w:color w:val="000000"/>
-                <w:sz w:val="27"/>
-                <w:szCs w:val="27"/>
-              </w:rPr>
+          </w:tcPr>
+          <w:p>
+            <w:pPr>
+              <w:rPr>
+                <w:color w:val="000000"/>
+              </w:rPr>
+            </w:pPr>
+            <w:r>
               <w:t>7 991</w:t>
             </w:r>
           </w:p>
@@ -4054,14 +3466,12 @@
         <w:spacing w:after="60"/>
         <w:rPr>
           <w:color w:val="000000" w:themeColor="text1"/>
-          <w:sz w:val="20"/>
-          <w:szCs w:val="20"/>
         </w:rPr>
       </w:pPr>
     </w:p>
     <w:sectPr>
       <w:pgSz w:w="11906" w:h="16838"/>
-      <w:pgMar w:top="850" w:right="850" w:bottom="850" w:left="850" w:header="708" w:footer="708" w:gutter="0"/>
+      <w:pgMar w:top="668" w:right="850" w:bottom="573" w:left="850" w:header="708" w:footer="708" w:gutter="0"/>
       <w:cols w:space="720"/>
       <w:docGrid w:linePitch="360"/>
     </w:sectPr>
